--- a/docs/Final_Report.docx
+++ b/docs/Final_Report.docx
@@ -149,7 +149,7 @@
           <w:b w:val="0"/>
           <w:i w:val="0"/>
         </w:rPr>
-        <w:t>The original plan was a separate backend host plus Vercel for the frontend. Because the ONNX model is small, the whole system now runs as one Vercel project: a Next.js service and a Python serverless function (api/index.py) that mounts the FastAPI backend under /api/*. This gives one account, one URL and no CORS configuration. Trade-offs: scan history lives in SQLite under /tmp and resets on redeploy, uploads are capped at 5 MB by the app, and a cold start after idle adds a few seconds.</w:t>
+        <w:t>The original plan was a separate backend host plus Vercel for the frontend. Because the ONNX model is small, the whole system now runs as one Vercel project: a Next.js service and a Python serverless function (api/index.py) that mounts the FastAPI backend under /api/*. This gives one account, one URL and no CORS configuration. Trade-offs: scan history lives in SQLite under /tmp and resets on redeploy, uploads are capped at 4 MB on that deployment, because Vercel limits request bodies to about 4.5 MB, and a cold start after idle adds a few seconds.</w:t>
       </w:r>
     </w:p>
     <w:p>
@@ -769,7 +769,7 @@
         <w:pStyle w:val="ListBullet"/>
       </w:pPr>
       <w:r>
-        <w:t>Backend test suite: 33 pytest tests, run in GitHub Actions on every push to main.</w:t>
+        <w:t>Backend test suite: 39 pytest tests, run in GitHub Actions on every push to main.</w:t>
       </w:r>
     </w:p>
     <w:p>
@@ -833,7 +833,7 @@
         <w:pStyle w:val="ListBullet"/>
       </w:pPr>
       <w:r>
-        <w:t>Uploads are limited to 5 MB. The LLM advice layer is off by default.</w:t>
+        <w:t>Uploads are limited to 5 MB by the app, and 4 MB on the Vercel deployment because the platform caps request bodies at about 4.5 MB. The LLM advice layer is off by default.</w:t>
       </w:r>
     </w:p>
     <w:p>
@@ -874,6 +874,146 @@
       </w:pPr>
       <w:r>
         <w:t>Measurement changed decisions: the threshold was set from validation data, the gate was retrained after the before/after study showed junk leaking through, and a double-softmax bug was found and fixed.</w:t>
+      </w:r>
+    </w:p>
+    <w:p>
+      <w:pPr>
+        <w:pStyle w:val="Heading1"/>
+      </w:pPr>
+      <w:r>
+        <w:t>7. System Architecture</w:t>
+      </w:r>
+    </w:p>
+    <w:p>
+      <w:r>
+        <w:t>A farmer's photo goes through these steps:</w:t>
+      </w:r>
+    </w:p>
+    <w:p>
+      <w:pPr>
+        <w:pStyle w:val="ListNumber"/>
+      </w:pPr>
+      <w:r>
+        <w:t>Upload and validation: the file must be JPG or PNG, at most 5 MB, and at least 64x64 pixels.</w:t>
+      </w:r>
+    </w:p>
+    <w:p>
+      <w:pPr>
+        <w:pStyle w:val="ListNumber"/>
+      </w:pPr>
+      <w:r>
+        <w:t>Plant gate: a trained classifier decides whether the photo shows a plant leaf. Non-leaf photos get a clear Bangla message and no diagnosis.</w:t>
+      </w:r>
+    </w:p>
+    <w:p>
+      <w:pPr>
+        <w:pStyle w:val="ListNumber"/>
+      </w:pPr>
+      <w:r>
+        <w:t>Photo-quality check: blurry or very dark photos still get a diagnosis, with a Bangla tip to retake the photo.</w:t>
+      </w:r>
+    </w:p>
+    <w:p>
+      <w:pPr>
+        <w:pStyle w:val="ListNumber"/>
+      </w:pPr>
+      <w:r>
+        <w:t>Preprocessing: resize to 224x224, apply EXIF rotation, and scale to [-1, +1], matching training.</w:t>
+      </w:r>
+    </w:p>
+    <w:p>
+      <w:pPr>
+        <w:pStyle w:val="ListNumber"/>
+      </w:pPr>
+      <w:r>
+        <w:t>ONNX inference on the CPU, producing class probabilities.</w:t>
+      </w:r>
+    </w:p>
+    <w:p>
+      <w:pPr>
+        <w:pStyle w:val="ListNumber"/>
+      </w:pPr>
+      <w:r>
+        <w:t>Calibrated threshold (0.30): above it, the app returns the diagnosis with Bangla advice. Below it, the app shows the uncertain screen with the best-guess advice labelled low-confidence and a note to consult the agriculture officer.</w:t>
+      </w:r>
+    </w:p>
+    <w:p>
+      <w:pPr>
+        <w:pStyle w:val="ListNumber"/>
+      </w:pPr>
+      <w:r>
+        <w:t>Response: the scan is saved to history, and the JSON response returns.</w:t>
+      </w:r>
+    </w:p>
+    <w:p>
+      <w:r>
+        <w:t>The frontend is a Next.js app and the backend is a FastAPI app, both deployed on one Vercel project under the same origin.</w:t>
+      </w:r>
+    </w:p>
+    <w:p>
+      <w:pPr>
+        <w:pStyle w:val="Heading1"/>
+      </w:pPr>
+      <w:r>
+        <w:t>8. Data Sources</w:t>
+      </w:r>
+    </w:p>
+    <w:p>
+      <w:r>
+        <w:t>The training data comes from 11 public datasets, merged into canonical class folders with a stratified 70/15/15 split (seed 42): PlantVillage (potato, tomato, maize, grape), a rice leaf disease dataset including tungro, RiceLeafBD (field photos from Bangladesh), a chilli leaf disease dataset from Bangladesh, a Tanzanian maize dataset, the NGLD grape dataset, a Bangladeshi cauliflower dataset, a cucumber disease dataset, BDPapayaLeaf, MangoLeafBD and an Okra disease dataset. Each source's licence is recorded in ml/DATASETS.md. Some licences are non-commercial only, so this project is suitable for research and education, and a commercial product would need permission or different data.</w:t>
+      </w:r>
+    </w:p>
+    <w:p>
+      <w:pPr>
+        <w:pStyle w:val="Heading1"/>
+      </w:pPr>
+      <w:r>
+        <w:t>9. Advice Review</w:t>
+      </w:r>
+    </w:p>
+    <w:p>
+      <w:r>
+        <w:t>The Bangla treatment advice is stored in backend/app/data/guidelines_bn.json. Of the 61 entries, 11 were reviewed by an agriculture officer. The other 50 were written carefully but are still marked as drafts in the data file, until a Bangla agriculture officer verifies them. Pesticide names and doses must be checked against local regulations before commercial use.</w:t>
+      </w:r>
+    </w:p>
+    <w:p>
+      <w:pPr>
+        <w:pStyle w:val="Heading1"/>
+      </w:pPr>
+      <w:r>
+        <w:t>10. Future Work</w:t>
+      </w:r>
+    </w:p>
+    <w:p>
+      <w:pPr>
+        <w:pStyle w:val="ListBullet"/>
+      </w:pPr>
+      <w:r>
+        <w:t>Collect 50 to 100 real field photos per class, retrain with --merge-sources, and check the 50 draft advice entries with an agriculture officer.</w:t>
+      </w:r>
+    </w:p>
+    <w:p>
+      <w:pPr>
+        <w:pStyle w:val="ListBullet"/>
+      </w:pPr>
+      <w:r>
+        <w:t>Add eggplant (brinjal), the first unsupported crop, using the dataset candidates in ml/src/download_data.md.</w:t>
+      </w:r>
+    </w:p>
+    <w:p>
+      <w:pPr>
+        <w:pStyle w:val="ListBullet"/>
+      </w:pPr>
+      <w:r>
+        <w:t>Consider an opt-in feature to store anonymised upload thumbnails, to build a real Bangladeshi field dataset over time.</w:t>
+      </w:r>
+    </w:p>
+    <w:p>
+      <w:pPr>
+        <w:pStyle w:val="ListBullet"/>
+      </w:pPr>
+      <w:r>
+        <w:t>Move scan history to a persistent database, since the current /tmp store resets on redeploy.</w:t>
       </w:r>
     </w:p>
     <w:sectPr>

--- a/docs/Final_Report.docx
+++ b/docs/Final_Report.docx
@@ -1016,6 +1016,119 @@
         <w:t>Move scan history to a persistent database, since the current /tmp store resets on redeploy.</w:t>
       </w:r>
     </w:p>
+    <w:p>
+      <w:pPr>
+        <w:pStyle w:val="Heading1"/>
+      </w:pPr>
+      <w:r>
+        <w:t>11. User Interface</w:t>
+      </w:r>
+    </w:p>
+    <w:p>
+      <w:r>
+        <w:t>Screenshots of the deployed app (ai-crop-disease-detector-for-bangla-three.vercel.app), taken in a browser at phone-friendly width.</w:t>
+      </w:r>
+    </w:p>
+    <w:p>
+      <w:pPr>
+        <w:jc w:val="center"/>
+      </w:pPr>
+      <w:r>
+        <w:drawing>
+          <wp:inline xmlns:a="http://schemas.openxmlformats.org/drawingml/2006/main" xmlns:pic="http://schemas.openxmlformats.org/drawingml/2006/picture">
+            <wp:extent cx="5400000" cy="3375000"/>
+            <wp:docPr id="1" name="Picture 1"/>
+            <wp:cNvGraphicFramePr>
+              <a:graphicFrameLocks noChangeAspect="1"/>
+            </wp:cNvGraphicFramePr>
+            <a:graphic>
+              <a:graphicData uri="http://schemas.openxmlformats.org/drawingml/2006/picture">
+                <pic:pic>
+                  <pic:nvPicPr>
+                    <pic:cNvPr id="0" name="upload_screen.png"/>
+                    <pic:cNvPicPr/>
+                  </pic:nvPicPr>
+                  <pic:blipFill>
+                    <a:blip r:embed="rId9"/>
+                    <a:stretch>
+                      <a:fillRect/>
+                    </a:stretch>
+                  </pic:blipFill>
+                  <pic:spPr>
+                    <a:xfrm>
+                      <a:off x="0" y="0"/>
+                      <a:ext cx="5400000" cy="3375000"/>
+                    </a:xfrm>
+                    <a:prstGeom prst="rect"/>
+                  </pic:spPr>
+                </pic:pic>
+              </a:graphicData>
+            </a:graphic>
+          </wp:inline>
+        </w:drawing>
+      </w:r>
+    </w:p>
+    <w:p>
+      <w:pPr>
+        <w:jc w:val="center"/>
+      </w:pPr>
+      <w:r>
+        <w:rPr>
+          <w:i/>
+        </w:rPr>
+        <w:t>Figure 1 — Home screen: the farmer takes or selects a leaf photo, then presses 'রোগ নির্ণয় করুন' (diagnose).</w:t>
+      </w:r>
+    </w:p>
+    <w:p>
+      <w:pPr>
+        <w:jc w:val="center"/>
+      </w:pPr>
+      <w:r>
+        <w:drawing>
+          <wp:inline xmlns:a="http://schemas.openxmlformats.org/drawingml/2006/main" xmlns:pic="http://schemas.openxmlformats.org/drawingml/2006/picture">
+            <wp:extent cx="5400000" cy="3375000"/>
+            <wp:docPr id="2" name="Picture 2"/>
+            <wp:cNvGraphicFramePr>
+              <a:graphicFrameLocks noChangeAspect="1"/>
+            </wp:cNvGraphicFramePr>
+            <a:graphic>
+              <a:graphicData uri="http://schemas.openxmlformats.org/drawingml/2006/picture">
+                <pic:pic>
+                  <pic:nvPicPr>
+                    <pic:cNvPr id="0" name="result_uncertain.png"/>
+                    <pic:cNvPicPr/>
+                  </pic:nvPicPr>
+                  <pic:blipFill>
+                    <a:blip r:embed="rId10"/>
+                    <a:stretch>
+                      <a:fillRect/>
+                    </a:stretch>
+                  </pic:blipFill>
+                  <pic:spPr>
+                    <a:xfrm>
+                      <a:off x="0" y="0"/>
+                      <a:ext cx="5400000" cy="3375000"/>
+                    </a:xfrm>
+                    <a:prstGeom prst="rect"/>
+                  </pic:spPr>
+                </pic:pic>
+              </a:graphicData>
+            </a:graphic>
+          </wp:inline>
+        </w:drawing>
+      </w:r>
+    </w:p>
+    <w:p>
+      <w:pPr>
+        <w:jc w:val="center"/>
+      </w:pPr>
+      <w:r>
+        <w:rPr>
+          <w:i/>
+        </w:rPr>
+        <w:t>Figure 2 — Honest uncertainty: below the confidence threshold the app shows 'নিশ্চিত বলা যাচ্ছে না' (cannot confirm), still offers the most probable condition's Bangla advice labelled low-confidence, and asks the farmer to consult an agriculture officer.</w:t>
+      </w:r>
+    </w:p>
     <w:sectPr>
       <w:pgSz w:w="12240" w:h="15840"/>
       <w:pgMar w:top="1440" w:right="1800" w:bottom="1440" w:left="1800" w:header="720" w:footer="720" w:gutter="0"/>

--- a/docs/Final_Report.docx
+++ b/docs/Final_Report.docx
@@ -1129,6 +1129,5427 @@
         <w:t>Figure 2 — Honest uncertainty: below the confidence threshold the app shows 'নিশ্চিত বলা যাচ্ছে না' (cannot confirm), still offers the most probable condition's Bangla advice labelled low-confidence, and asks the farmer to consult an agriculture officer.</w:t>
       </w:r>
     </w:p>
+    <w:p>
+      <w:pPr>
+        <w:pStyle w:val="Heading1"/>
+      </w:pPr>
+      <w:r>
+        <w:t>12. Model Evaluation Figures</w:t>
+      </w:r>
+    </w:p>
+    <w:p>
+      <w:r>
+        <w:t>Training curves for the shipped classifier (stage 1 head-only, then stage 2 fine-tuning) and the full per-class test-set metrics, generated by ml/src/evaluate.py and stored in ml/reports/.</w:t>
+      </w:r>
+    </w:p>
+    <w:p>
+      <w:pPr>
+        <w:jc w:val="center"/>
+      </w:pPr>
+      <w:r>
+        <w:drawing>
+          <wp:inline xmlns:a="http://schemas.openxmlformats.org/drawingml/2006/main" xmlns:pic="http://schemas.openxmlformats.org/drawingml/2006/picture">
+            <wp:extent cx="5400000" cy="2049066"/>
+            <wp:docPr id="3" name="Picture 3"/>
+            <wp:cNvGraphicFramePr>
+              <a:graphicFrameLocks noChangeAspect="1"/>
+            </wp:cNvGraphicFramePr>
+            <a:graphic>
+              <a:graphicData uri="http://schemas.openxmlformats.org/drawingml/2006/picture">
+                <pic:pic>
+                  <pic:nvPicPr>
+                    <pic:cNvPr id="0" name="history_curves.png"/>
+                    <pic:cNvPicPr/>
+                  </pic:nvPicPr>
+                  <pic:blipFill>
+                    <a:blip r:embed="rId11"/>
+                    <a:stretch>
+                      <a:fillRect/>
+                    </a:stretch>
+                  </pic:blipFill>
+                  <pic:spPr>
+                    <a:xfrm>
+                      <a:off x="0" y="0"/>
+                      <a:ext cx="5400000" cy="2049066"/>
+                    </a:xfrm>
+                    <a:prstGeom prst="rect"/>
+                  </pic:spPr>
+                </pic:pic>
+              </a:graphicData>
+            </a:graphic>
+          </wp:inline>
+        </w:drawing>
+      </w:r>
+    </w:p>
+    <w:p>
+      <w:pPr>
+        <w:jc w:val="center"/>
+      </w:pPr>
+      <w:r>
+        <w:rPr>
+          <w:i/>
+        </w:rPr>
+        <w:t>Figure 3 — Training and validation accuracy/loss across the two training stages.</w:t>
+      </w:r>
+    </w:p>
+    <w:p>
+      <w:r>
+        <w:t>Per-class metrics on the 14,641-image test split (precision, recall and F1 for each of the 61 classes, with test-set support and the model's mean confidence on that class).</w:t>
+      </w:r>
+    </w:p>
+    <w:tbl>
+      <w:tblPr>
+        <w:tblStyle w:val="LightGrid-Accent1"/>
+        <w:tblW w:type="auto" w:w="0"/>
+        <w:tblLook w:firstColumn="1" w:firstRow="1" w:lastColumn="0" w:lastRow="0" w:noHBand="0" w:noVBand="1" w:val="04A0"/>
+      </w:tblPr>
+      <w:tblGrid>
+        <w:gridCol w:w="1440"/>
+        <w:gridCol w:w="1440"/>
+        <w:gridCol w:w="1440"/>
+        <w:gridCol w:w="1440"/>
+        <w:gridCol w:w="1440"/>
+        <w:gridCol w:w="1440"/>
+      </w:tblGrid>
+      <w:tr>
+        <w:tc>
+          <w:tcPr>
+            <w:tcW w:type="dxa" w:w="1440"/>
+          </w:tcPr>
+          <w:p>
+            <w:r/>
+            <w:r>
+              <w:rPr>
+                <w:b/>
+                <w:sz w:val="16"/>
+              </w:rPr>
+              <w:t>Class</w:t>
+            </w:r>
+          </w:p>
+        </w:tc>
+        <w:tc>
+          <w:tcPr>
+            <w:tcW w:type="dxa" w:w="1440"/>
+          </w:tcPr>
+          <w:p>
+            <w:r/>
+            <w:r>
+              <w:rPr>
+                <w:b/>
+                <w:sz w:val="16"/>
+              </w:rPr>
+              <w:t>Precision</w:t>
+            </w:r>
+          </w:p>
+        </w:tc>
+        <w:tc>
+          <w:tcPr>
+            <w:tcW w:type="dxa" w:w="1440"/>
+          </w:tcPr>
+          <w:p>
+            <w:r/>
+            <w:r>
+              <w:rPr>
+                <w:b/>
+                <w:sz w:val="16"/>
+              </w:rPr>
+              <w:t>Recall</w:t>
+            </w:r>
+          </w:p>
+        </w:tc>
+        <w:tc>
+          <w:tcPr>
+            <w:tcW w:type="dxa" w:w="1440"/>
+          </w:tcPr>
+          <w:p>
+            <w:r/>
+            <w:r>
+              <w:rPr>
+                <w:b/>
+                <w:sz w:val="16"/>
+              </w:rPr>
+              <w:t>F1</w:t>
+            </w:r>
+          </w:p>
+        </w:tc>
+        <w:tc>
+          <w:tcPr>
+            <w:tcW w:type="dxa" w:w="1440"/>
+          </w:tcPr>
+          <w:p>
+            <w:r/>
+            <w:r>
+              <w:rPr>
+                <w:b/>
+                <w:sz w:val="16"/>
+              </w:rPr>
+              <w:t>Support</w:t>
+            </w:r>
+          </w:p>
+        </w:tc>
+        <w:tc>
+          <w:tcPr>
+            <w:tcW w:type="dxa" w:w="1440"/>
+          </w:tcPr>
+          <w:p>
+            <w:r/>
+            <w:r>
+              <w:rPr>
+                <w:b/>
+                <w:sz w:val="16"/>
+              </w:rPr>
+              <w:t>Mean conf.</w:t>
+            </w:r>
+          </w:p>
+        </w:tc>
+      </w:tr>
+      <w:tr>
+        <w:tc>
+          <w:tcPr>
+            <w:tcW w:type="dxa" w:w="1440"/>
+          </w:tcPr>
+          <w:p>
+            <w:r/>
+            <w:r>
+              <w:rPr>
+                <w:sz w:val="16"/>
+              </w:rPr>
+              <w:t>cauliflower_black_rot</w:t>
+            </w:r>
+          </w:p>
+        </w:tc>
+        <w:tc>
+          <w:tcPr>
+            <w:tcW w:type="dxa" w:w="1440"/>
+          </w:tcPr>
+          <w:p>
+            <w:r/>
+            <w:r>
+              <w:rPr>
+                <w:sz w:val="16"/>
+              </w:rPr>
+              <w:t>0.664</w:t>
+            </w:r>
+          </w:p>
+        </w:tc>
+        <w:tc>
+          <w:tcPr>
+            <w:tcW w:type="dxa" w:w="1440"/>
+          </w:tcPr>
+          <w:p>
+            <w:r/>
+            <w:r>
+              <w:rPr>
+                <w:sz w:val="16"/>
+              </w:rPr>
+              <w:t>0.482</w:t>
+            </w:r>
+          </w:p>
+        </w:tc>
+        <w:tc>
+          <w:tcPr>
+            <w:tcW w:type="dxa" w:w="1440"/>
+          </w:tcPr>
+          <w:p>
+            <w:r/>
+            <w:r>
+              <w:rPr>
+                <w:sz w:val="16"/>
+              </w:rPr>
+              <w:t>0.558</w:t>
+            </w:r>
+          </w:p>
+        </w:tc>
+        <w:tc>
+          <w:tcPr>
+            <w:tcW w:type="dxa" w:w="1440"/>
+          </w:tcPr>
+          <w:p>
+            <w:r/>
+            <w:r>
+              <w:rPr>
+                <w:sz w:val="16"/>
+              </w:rPr>
+              <w:t>164</w:t>
+            </w:r>
+          </w:p>
+        </w:tc>
+        <w:tc>
+          <w:tcPr>
+            <w:tcW w:type="dxa" w:w="1440"/>
+          </w:tcPr>
+          <w:p>
+            <w:r/>
+            <w:r>
+              <w:rPr>
+                <w:sz w:val="16"/>
+              </w:rPr>
+              <w:t>0.378</w:t>
+            </w:r>
+          </w:p>
+        </w:tc>
+      </w:tr>
+      <w:tr>
+        <w:tc>
+          <w:tcPr>
+            <w:tcW w:type="dxa" w:w="1440"/>
+          </w:tcPr>
+          <w:p>
+            <w:r/>
+            <w:r>
+              <w:rPr>
+                <w:sz w:val="16"/>
+              </w:rPr>
+              <w:t>cauliflower_healthy</w:t>
+            </w:r>
+          </w:p>
+        </w:tc>
+        <w:tc>
+          <w:tcPr>
+            <w:tcW w:type="dxa" w:w="1440"/>
+          </w:tcPr>
+          <w:p>
+            <w:r/>
+            <w:r>
+              <w:rPr>
+                <w:sz w:val="16"/>
+              </w:rPr>
+              <w:t>0.393</w:t>
+            </w:r>
+          </w:p>
+        </w:tc>
+        <w:tc>
+          <w:tcPr>
+            <w:tcW w:type="dxa" w:w="1440"/>
+          </w:tcPr>
+          <w:p>
+            <w:r/>
+            <w:r>
+              <w:rPr>
+                <w:sz w:val="16"/>
+              </w:rPr>
+              <w:t>0.610</w:t>
+            </w:r>
+          </w:p>
+        </w:tc>
+        <w:tc>
+          <w:tcPr>
+            <w:tcW w:type="dxa" w:w="1440"/>
+          </w:tcPr>
+          <w:p>
+            <w:r/>
+            <w:r>
+              <w:rPr>
+                <w:sz w:val="16"/>
+              </w:rPr>
+              <w:t>0.478</w:t>
+            </w:r>
+          </w:p>
+        </w:tc>
+        <w:tc>
+          <w:tcPr>
+            <w:tcW w:type="dxa" w:w="1440"/>
+          </w:tcPr>
+          <w:p>
+            <w:r/>
+            <w:r>
+              <w:rPr>
+                <w:sz w:val="16"/>
+              </w:rPr>
+              <w:t>141</w:t>
+            </w:r>
+          </w:p>
+        </w:tc>
+        <w:tc>
+          <w:tcPr>
+            <w:tcW w:type="dxa" w:w="1440"/>
+          </w:tcPr>
+          <w:p>
+            <w:r/>
+            <w:r>
+              <w:rPr>
+                <w:sz w:val="16"/>
+              </w:rPr>
+              <w:t>0.384</w:t>
+            </w:r>
+          </w:p>
+        </w:tc>
+      </w:tr>
+      <w:tr>
+        <w:tc>
+          <w:tcPr>
+            <w:tcW w:type="dxa" w:w="1440"/>
+          </w:tcPr>
+          <w:p>
+            <w:r/>
+            <w:r>
+              <w:rPr>
+                <w:sz w:val="16"/>
+              </w:rPr>
+              <w:t>cauliflower_insect_holes</w:t>
+            </w:r>
+          </w:p>
+        </w:tc>
+        <w:tc>
+          <w:tcPr>
+            <w:tcW w:type="dxa" w:w="1440"/>
+          </w:tcPr>
+          <w:p>
+            <w:r/>
+            <w:r>
+              <w:rPr>
+                <w:sz w:val="16"/>
+              </w:rPr>
+              <w:t>0.266</w:t>
+            </w:r>
+          </w:p>
+        </w:tc>
+        <w:tc>
+          <w:tcPr>
+            <w:tcW w:type="dxa" w:w="1440"/>
+          </w:tcPr>
+          <w:p>
+            <w:r/>
+            <w:r>
+              <w:rPr>
+                <w:sz w:val="16"/>
+              </w:rPr>
+              <w:t>0.219</w:t>
+            </w:r>
+          </w:p>
+        </w:tc>
+        <w:tc>
+          <w:tcPr>
+            <w:tcW w:type="dxa" w:w="1440"/>
+          </w:tcPr>
+          <w:p>
+            <w:r/>
+            <w:r>
+              <w:rPr>
+                <w:sz w:val="16"/>
+              </w:rPr>
+              <w:t>0.240</w:t>
+            </w:r>
+          </w:p>
+        </w:tc>
+        <w:tc>
+          <w:tcPr>
+            <w:tcW w:type="dxa" w:w="1440"/>
+          </w:tcPr>
+          <w:p>
+            <w:r/>
+            <w:r>
+              <w:rPr>
+                <w:sz w:val="16"/>
+              </w:rPr>
+              <w:t>96</w:t>
+            </w:r>
+          </w:p>
+        </w:tc>
+        <w:tc>
+          <w:tcPr>
+            <w:tcW w:type="dxa" w:w="1440"/>
+          </w:tcPr>
+          <w:p>
+            <w:r/>
+            <w:r>
+              <w:rPr>
+                <w:sz w:val="16"/>
+              </w:rPr>
+              <w:t>0.382</w:t>
+            </w:r>
+          </w:p>
+        </w:tc>
+      </w:tr>
+      <w:tr>
+        <w:tc>
+          <w:tcPr>
+            <w:tcW w:type="dxa" w:w="1440"/>
+          </w:tcPr>
+          <w:p>
+            <w:r/>
+            <w:r>
+              <w:rPr>
+                <w:sz w:val="16"/>
+              </w:rPr>
+              <w:t>chilli_bacterial_spot</w:t>
+            </w:r>
+          </w:p>
+        </w:tc>
+        <w:tc>
+          <w:tcPr>
+            <w:tcW w:type="dxa" w:w="1440"/>
+          </w:tcPr>
+          <w:p>
+            <w:r/>
+            <w:r>
+              <w:rPr>
+                <w:sz w:val="16"/>
+              </w:rPr>
+              <w:t>0.105</w:t>
+            </w:r>
+          </w:p>
+        </w:tc>
+        <w:tc>
+          <w:tcPr>
+            <w:tcW w:type="dxa" w:w="1440"/>
+          </w:tcPr>
+          <w:p>
+            <w:r/>
+            <w:r>
+              <w:rPr>
+                <w:sz w:val="16"/>
+              </w:rPr>
+              <w:t>0.167</w:t>
+            </w:r>
+          </w:p>
+        </w:tc>
+        <w:tc>
+          <w:tcPr>
+            <w:tcW w:type="dxa" w:w="1440"/>
+          </w:tcPr>
+          <w:p>
+            <w:r/>
+            <w:r>
+              <w:rPr>
+                <w:sz w:val="16"/>
+              </w:rPr>
+              <w:t>0.129</w:t>
+            </w:r>
+          </w:p>
+        </w:tc>
+        <w:tc>
+          <w:tcPr>
+            <w:tcW w:type="dxa" w:w="1440"/>
+          </w:tcPr>
+          <w:p>
+            <w:r/>
+            <w:r>
+              <w:rPr>
+                <w:sz w:val="16"/>
+              </w:rPr>
+              <w:t>24</w:t>
+            </w:r>
+          </w:p>
+        </w:tc>
+        <w:tc>
+          <w:tcPr>
+            <w:tcW w:type="dxa" w:w="1440"/>
+          </w:tcPr>
+          <w:p>
+            <w:r/>
+            <w:r>
+              <w:rPr>
+                <w:sz w:val="16"/>
+              </w:rPr>
+              <w:t>0.269</w:t>
+            </w:r>
+          </w:p>
+        </w:tc>
+      </w:tr>
+      <w:tr>
+        <w:tc>
+          <w:tcPr>
+            <w:tcW w:type="dxa" w:w="1440"/>
+          </w:tcPr>
+          <w:p>
+            <w:r/>
+            <w:r>
+              <w:rPr>
+                <w:sz w:val="16"/>
+              </w:rPr>
+              <w:t>chilli_cercospora_leaf_spot</w:t>
+            </w:r>
+          </w:p>
+        </w:tc>
+        <w:tc>
+          <w:tcPr>
+            <w:tcW w:type="dxa" w:w="1440"/>
+          </w:tcPr>
+          <w:p>
+            <w:r/>
+            <w:r>
+              <w:rPr>
+                <w:sz w:val="16"/>
+              </w:rPr>
+              <w:t>0.194</w:t>
+            </w:r>
+          </w:p>
+        </w:tc>
+        <w:tc>
+          <w:tcPr>
+            <w:tcW w:type="dxa" w:w="1440"/>
+          </w:tcPr>
+          <w:p>
+            <w:r/>
+            <w:r>
+              <w:rPr>
+                <w:sz w:val="16"/>
+              </w:rPr>
+              <w:t>0.481</w:t>
+            </w:r>
+          </w:p>
+        </w:tc>
+        <w:tc>
+          <w:tcPr>
+            <w:tcW w:type="dxa" w:w="1440"/>
+          </w:tcPr>
+          <w:p>
+            <w:r/>
+            <w:r>
+              <w:rPr>
+                <w:sz w:val="16"/>
+              </w:rPr>
+              <w:t>0.277</w:t>
+            </w:r>
+          </w:p>
+        </w:tc>
+        <w:tc>
+          <w:tcPr>
+            <w:tcW w:type="dxa" w:w="1440"/>
+          </w:tcPr>
+          <w:p>
+            <w:r/>
+            <w:r>
+              <w:rPr>
+                <w:sz w:val="16"/>
+              </w:rPr>
+              <w:t>27</w:t>
+            </w:r>
+          </w:p>
+        </w:tc>
+        <w:tc>
+          <w:tcPr>
+            <w:tcW w:type="dxa" w:w="1440"/>
+          </w:tcPr>
+          <w:p>
+            <w:r/>
+            <w:r>
+              <w:rPr>
+                <w:sz w:val="16"/>
+              </w:rPr>
+              <w:t>0.416</w:t>
+            </w:r>
+          </w:p>
+        </w:tc>
+      </w:tr>
+      <w:tr>
+        <w:tc>
+          <w:tcPr>
+            <w:tcW w:type="dxa" w:w="1440"/>
+          </w:tcPr>
+          <w:p>
+            <w:r/>
+            <w:r>
+              <w:rPr>
+                <w:sz w:val="16"/>
+              </w:rPr>
+              <w:t>chilli_curl_virus</w:t>
+            </w:r>
+          </w:p>
+        </w:tc>
+        <w:tc>
+          <w:tcPr>
+            <w:tcW w:type="dxa" w:w="1440"/>
+          </w:tcPr>
+          <w:p>
+            <w:r/>
+            <w:r>
+              <w:rPr>
+                <w:sz w:val="16"/>
+              </w:rPr>
+              <w:t>0.615</w:t>
+            </w:r>
+          </w:p>
+        </w:tc>
+        <w:tc>
+          <w:tcPr>
+            <w:tcW w:type="dxa" w:w="1440"/>
+          </w:tcPr>
+          <w:p>
+            <w:r/>
+            <w:r>
+              <w:rPr>
+                <w:sz w:val="16"/>
+              </w:rPr>
+              <w:t>0.750</w:t>
+            </w:r>
+          </w:p>
+        </w:tc>
+        <w:tc>
+          <w:tcPr>
+            <w:tcW w:type="dxa" w:w="1440"/>
+          </w:tcPr>
+          <w:p>
+            <w:r/>
+            <w:r>
+              <w:rPr>
+                <w:sz w:val="16"/>
+              </w:rPr>
+              <w:t>0.676</w:t>
+            </w:r>
+          </w:p>
+        </w:tc>
+        <w:tc>
+          <w:tcPr>
+            <w:tcW w:type="dxa" w:w="1440"/>
+          </w:tcPr>
+          <w:p>
+            <w:r/>
+            <w:r>
+              <w:rPr>
+                <w:sz w:val="16"/>
+              </w:rPr>
+              <w:t>64</w:t>
+            </w:r>
+          </w:p>
+        </w:tc>
+        <w:tc>
+          <w:tcPr>
+            <w:tcW w:type="dxa" w:w="1440"/>
+          </w:tcPr>
+          <w:p>
+            <w:r/>
+            <w:r>
+              <w:rPr>
+                <w:sz w:val="16"/>
+              </w:rPr>
+              <w:t>0.593</w:t>
+            </w:r>
+          </w:p>
+        </w:tc>
+      </w:tr>
+      <w:tr>
+        <w:tc>
+          <w:tcPr>
+            <w:tcW w:type="dxa" w:w="1440"/>
+          </w:tcPr>
+          <w:p>
+            <w:r/>
+            <w:r>
+              <w:rPr>
+                <w:sz w:val="16"/>
+              </w:rPr>
+              <w:t>chilli_healthy</w:t>
+            </w:r>
+          </w:p>
+        </w:tc>
+        <w:tc>
+          <w:tcPr>
+            <w:tcW w:type="dxa" w:w="1440"/>
+          </w:tcPr>
+          <w:p>
+            <w:r/>
+            <w:r>
+              <w:rPr>
+                <w:sz w:val="16"/>
+              </w:rPr>
+              <w:t>0.439</w:t>
+            </w:r>
+          </w:p>
+        </w:tc>
+        <w:tc>
+          <w:tcPr>
+            <w:tcW w:type="dxa" w:w="1440"/>
+          </w:tcPr>
+          <w:p>
+            <w:r/>
+            <w:r>
+              <w:rPr>
+                <w:sz w:val="16"/>
+              </w:rPr>
+              <w:t>0.420</w:t>
+            </w:r>
+          </w:p>
+        </w:tc>
+        <w:tc>
+          <w:tcPr>
+            <w:tcW w:type="dxa" w:w="1440"/>
+          </w:tcPr>
+          <w:p>
+            <w:r/>
+            <w:r>
+              <w:rPr>
+                <w:sz w:val="16"/>
+              </w:rPr>
+              <w:t>0.430</w:t>
+            </w:r>
+          </w:p>
+        </w:tc>
+        <w:tc>
+          <w:tcPr>
+            <w:tcW w:type="dxa" w:w="1440"/>
+          </w:tcPr>
+          <w:p>
+            <w:r/>
+            <w:r>
+              <w:rPr>
+                <w:sz w:val="16"/>
+              </w:rPr>
+              <w:t>69</w:t>
+            </w:r>
+          </w:p>
+        </w:tc>
+        <w:tc>
+          <w:tcPr>
+            <w:tcW w:type="dxa" w:w="1440"/>
+          </w:tcPr>
+          <w:p>
+            <w:r/>
+            <w:r>
+              <w:rPr>
+                <w:sz w:val="16"/>
+              </w:rPr>
+              <w:t>0.314</w:t>
+            </w:r>
+          </w:p>
+        </w:tc>
+      </w:tr>
+      <w:tr>
+        <w:tc>
+          <w:tcPr>
+            <w:tcW w:type="dxa" w:w="1440"/>
+          </w:tcPr>
+          <w:p>
+            <w:r/>
+            <w:r>
+              <w:rPr>
+                <w:sz w:val="16"/>
+              </w:rPr>
+              <w:t>chilli_nutrient_deficiency</w:t>
+            </w:r>
+          </w:p>
+        </w:tc>
+        <w:tc>
+          <w:tcPr>
+            <w:tcW w:type="dxa" w:w="1440"/>
+          </w:tcPr>
+          <w:p>
+            <w:r/>
+            <w:r>
+              <w:rPr>
+                <w:sz w:val="16"/>
+              </w:rPr>
+              <w:t>0.275</w:t>
+            </w:r>
+          </w:p>
+        </w:tc>
+        <w:tc>
+          <w:tcPr>
+            <w:tcW w:type="dxa" w:w="1440"/>
+          </w:tcPr>
+          <w:p>
+            <w:r/>
+            <w:r>
+              <w:rPr>
+                <w:sz w:val="16"/>
+              </w:rPr>
+              <w:t>0.209</w:t>
+            </w:r>
+          </w:p>
+        </w:tc>
+        <w:tc>
+          <w:tcPr>
+            <w:tcW w:type="dxa" w:w="1440"/>
+          </w:tcPr>
+          <w:p>
+            <w:r/>
+            <w:r>
+              <w:rPr>
+                <w:sz w:val="16"/>
+              </w:rPr>
+              <w:t>0.237</w:t>
+            </w:r>
+          </w:p>
+        </w:tc>
+        <w:tc>
+          <w:tcPr>
+            <w:tcW w:type="dxa" w:w="1440"/>
+          </w:tcPr>
+          <w:p>
+            <w:r/>
+            <w:r>
+              <w:rPr>
+                <w:sz w:val="16"/>
+              </w:rPr>
+              <w:t>67</w:t>
+            </w:r>
+          </w:p>
+        </w:tc>
+        <w:tc>
+          <w:tcPr>
+            <w:tcW w:type="dxa" w:w="1440"/>
+          </w:tcPr>
+          <w:p>
+            <w:r/>
+            <w:r>
+              <w:rPr>
+                <w:sz w:val="16"/>
+              </w:rPr>
+              <w:t>0.308</w:t>
+            </w:r>
+          </w:p>
+        </w:tc>
+      </w:tr>
+      <w:tr>
+        <w:tc>
+          <w:tcPr>
+            <w:tcW w:type="dxa" w:w="1440"/>
+          </w:tcPr>
+          <w:p>
+            <w:r/>
+            <w:r>
+              <w:rPr>
+                <w:sz w:val="16"/>
+              </w:rPr>
+              <w:t>chilli_white_spot</w:t>
+            </w:r>
+          </w:p>
+        </w:tc>
+        <w:tc>
+          <w:tcPr>
+            <w:tcW w:type="dxa" w:w="1440"/>
+          </w:tcPr>
+          <w:p>
+            <w:r/>
+            <w:r>
+              <w:rPr>
+                <w:sz w:val="16"/>
+              </w:rPr>
+              <w:t>0.182</w:t>
+            </w:r>
+          </w:p>
+        </w:tc>
+        <w:tc>
+          <w:tcPr>
+            <w:tcW w:type="dxa" w:w="1440"/>
+          </w:tcPr>
+          <w:p>
+            <w:r/>
+            <w:r>
+              <w:rPr>
+                <w:sz w:val="16"/>
+              </w:rPr>
+              <w:t>0.400</w:t>
+            </w:r>
+          </w:p>
+        </w:tc>
+        <w:tc>
+          <w:tcPr>
+            <w:tcW w:type="dxa" w:w="1440"/>
+          </w:tcPr>
+          <w:p>
+            <w:r/>
+            <w:r>
+              <w:rPr>
+                <w:sz w:val="16"/>
+              </w:rPr>
+              <w:t>0.250</w:t>
+            </w:r>
+          </w:p>
+        </w:tc>
+        <w:tc>
+          <w:tcPr>
+            <w:tcW w:type="dxa" w:w="1440"/>
+          </w:tcPr>
+          <w:p>
+            <w:r/>
+            <w:r>
+              <w:rPr>
+                <w:sz w:val="16"/>
+              </w:rPr>
+              <w:t>30</w:t>
+            </w:r>
+          </w:p>
+        </w:tc>
+        <w:tc>
+          <w:tcPr>
+            <w:tcW w:type="dxa" w:w="1440"/>
+          </w:tcPr>
+          <w:p>
+            <w:r/>
+            <w:r>
+              <w:rPr>
+                <w:sz w:val="16"/>
+              </w:rPr>
+              <w:t>0.341</w:t>
+            </w:r>
+          </w:p>
+        </w:tc>
+      </w:tr>
+      <w:tr>
+        <w:tc>
+          <w:tcPr>
+            <w:tcW w:type="dxa" w:w="1440"/>
+          </w:tcPr>
+          <w:p>
+            <w:r/>
+            <w:r>
+              <w:rPr>
+                <w:sz w:val="16"/>
+              </w:rPr>
+              <w:t>cucumber_anthracnose</w:t>
+            </w:r>
+          </w:p>
+        </w:tc>
+        <w:tc>
+          <w:tcPr>
+            <w:tcW w:type="dxa" w:w="1440"/>
+          </w:tcPr>
+          <w:p>
+            <w:r/>
+            <w:r>
+              <w:rPr>
+                <w:sz w:val="16"/>
+              </w:rPr>
+              <w:t>0.000</w:t>
+            </w:r>
+          </w:p>
+        </w:tc>
+        <w:tc>
+          <w:tcPr>
+            <w:tcW w:type="dxa" w:w="1440"/>
+          </w:tcPr>
+          <w:p>
+            <w:r/>
+            <w:r>
+              <w:rPr>
+                <w:sz w:val="16"/>
+              </w:rPr>
+              <w:t>0.000</w:t>
+            </w:r>
+          </w:p>
+        </w:tc>
+        <w:tc>
+          <w:tcPr>
+            <w:tcW w:type="dxa" w:w="1440"/>
+          </w:tcPr>
+          <w:p>
+            <w:r/>
+            <w:r>
+              <w:rPr>
+                <w:sz w:val="16"/>
+              </w:rPr>
+              <w:t>0.000</w:t>
+            </w:r>
+          </w:p>
+        </w:tc>
+        <w:tc>
+          <w:tcPr>
+            <w:tcW w:type="dxa" w:w="1440"/>
+          </w:tcPr>
+          <w:p>
+            <w:r/>
+            <w:r>
+              <w:rPr>
+                <w:sz w:val="16"/>
+              </w:rPr>
+              <w:t>24</w:t>
+            </w:r>
+          </w:p>
+        </w:tc>
+        <w:tc>
+          <w:tcPr>
+            <w:tcW w:type="dxa" w:w="1440"/>
+          </w:tcPr>
+          <w:p>
+            <w:r/>
+            <w:r>
+              <w:rPr>
+                <w:sz w:val="16"/>
+              </w:rPr>
+              <w:t>0.320</w:t>
+            </w:r>
+          </w:p>
+        </w:tc>
+      </w:tr>
+      <w:tr>
+        <w:tc>
+          <w:tcPr>
+            <w:tcW w:type="dxa" w:w="1440"/>
+          </w:tcPr>
+          <w:p>
+            <w:r/>
+            <w:r>
+              <w:rPr>
+                <w:sz w:val="16"/>
+              </w:rPr>
+              <w:t>cucumber_bacterial_wilt</w:t>
+            </w:r>
+          </w:p>
+        </w:tc>
+        <w:tc>
+          <w:tcPr>
+            <w:tcW w:type="dxa" w:w="1440"/>
+          </w:tcPr>
+          <w:p>
+            <w:r/>
+            <w:r>
+              <w:rPr>
+                <w:sz w:val="16"/>
+              </w:rPr>
+              <w:t>0.105</w:t>
+            </w:r>
+          </w:p>
+        </w:tc>
+        <w:tc>
+          <w:tcPr>
+            <w:tcW w:type="dxa" w:w="1440"/>
+          </w:tcPr>
+          <w:p>
+            <w:r/>
+            <w:r>
+              <w:rPr>
+                <w:sz w:val="16"/>
+              </w:rPr>
+              <w:t>0.167</w:t>
+            </w:r>
+          </w:p>
+        </w:tc>
+        <w:tc>
+          <w:tcPr>
+            <w:tcW w:type="dxa" w:w="1440"/>
+          </w:tcPr>
+          <w:p>
+            <w:r/>
+            <w:r>
+              <w:rPr>
+                <w:sz w:val="16"/>
+              </w:rPr>
+              <w:t>0.129</w:t>
+            </w:r>
+          </w:p>
+        </w:tc>
+        <w:tc>
+          <w:tcPr>
+            <w:tcW w:type="dxa" w:w="1440"/>
+          </w:tcPr>
+          <w:p>
+            <w:r/>
+            <w:r>
+              <w:rPr>
+                <w:sz w:val="16"/>
+              </w:rPr>
+              <w:t>24</w:t>
+            </w:r>
+          </w:p>
+        </w:tc>
+        <w:tc>
+          <w:tcPr>
+            <w:tcW w:type="dxa" w:w="1440"/>
+          </w:tcPr>
+          <w:p>
+            <w:r/>
+            <w:r>
+              <w:rPr>
+                <w:sz w:val="16"/>
+              </w:rPr>
+              <w:t>0.374</w:t>
+            </w:r>
+          </w:p>
+        </w:tc>
+      </w:tr>
+      <w:tr>
+        <w:tc>
+          <w:tcPr>
+            <w:tcW w:type="dxa" w:w="1440"/>
+          </w:tcPr>
+          <w:p>
+            <w:r/>
+            <w:r>
+              <w:rPr>
+                <w:sz w:val="16"/>
+              </w:rPr>
+              <w:t>cucumber_belly_rot</w:t>
+            </w:r>
+          </w:p>
+        </w:tc>
+        <w:tc>
+          <w:tcPr>
+            <w:tcW w:type="dxa" w:w="1440"/>
+          </w:tcPr>
+          <w:p>
+            <w:r/>
+            <w:r>
+              <w:rPr>
+                <w:sz w:val="16"/>
+              </w:rPr>
+              <w:t>0.133</w:t>
+            </w:r>
+          </w:p>
+        </w:tc>
+        <w:tc>
+          <w:tcPr>
+            <w:tcW w:type="dxa" w:w="1440"/>
+          </w:tcPr>
+          <w:p>
+            <w:r/>
+            <w:r>
+              <w:rPr>
+                <w:sz w:val="16"/>
+              </w:rPr>
+              <w:t>0.417</w:t>
+            </w:r>
+          </w:p>
+        </w:tc>
+        <w:tc>
+          <w:tcPr>
+            <w:tcW w:type="dxa" w:w="1440"/>
+          </w:tcPr>
+          <w:p>
+            <w:r/>
+            <w:r>
+              <w:rPr>
+                <w:sz w:val="16"/>
+              </w:rPr>
+              <w:t>0.202</w:t>
+            </w:r>
+          </w:p>
+        </w:tc>
+        <w:tc>
+          <w:tcPr>
+            <w:tcW w:type="dxa" w:w="1440"/>
+          </w:tcPr>
+          <w:p>
+            <w:r/>
+            <w:r>
+              <w:rPr>
+                <w:sz w:val="16"/>
+              </w:rPr>
+              <w:t>24</w:t>
+            </w:r>
+          </w:p>
+        </w:tc>
+        <w:tc>
+          <w:tcPr>
+            <w:tcW w:type="dxa" w:w="1440"/>
+          </w:tcPr>
+          <w:p>
+            <w:r/>
+            <w:r>
+              <w:rPr>
+                <w:sz w:val="16"/>
+              </w:rPr>
+              <w:t>0.316</w:t>
+            </w:r>
+          </w:p>
+        </w:tc>
+      </w:tr>
+      <w:tr>
+        <w:tc>
+          <w:tcPr>
+            <w:tcW w:type="dxa" w:w="1440"/>
+          </w:tcPr>
+          <w:p>
+            <w:r/>
+            <w:r>
+              <w:rPr>
+                <w:sz w:val="16"/>
+              </w:rPr>
+              <w:t>cucumber_downy_mildew</w:t>
+            </w:r>
+          </w:p>
+        </w:tc>
+        <w:tc>
+          <w:tcPr>
+            <w:tcW w:type="dxa" w:w="1440"/>
+          </w:tcPr>
+          <w:p>
+            <w:r/>
+            <w:r>
+              <w:rPr>
+                <w:sz w:val="16"/>
+              </w:rPr>
+              <w:t>0.000</w:t>
+            </w:r>
+          </w:p>
+        </w:tc>
+        <w:tc>
+          <w:tcPr>
+            <w:tcW w:type="dxa" w:w="1440"/>
+          </w:tcPr>
+          <w:p>
+            <w:r/>
+            <w:r>
+              <w:rPr>
+                <w:sz w:val="16"/>
+              </w:rPr>
+              <w:t>0.000</w:t>
+            </w:r>
+          </w:p>
+        </w:tc>
+        <w:tc>
+          <w:tcPr>
+            <w:tcW w:type="dxa" w:w="1440"/>
+          </w:tcPr>
+          <w:p>
+            <w:r/>
+            <w:r>
+              <w:rPr>
+                <w:sz w:val="16"/>
+              </w:rPr>
+              <w:t>0.000</w:t>
+            </w:r>
+          </w:p>
+        </w:tc>
+        <w:tc>
+          <w:tcPr>
+            <w:tcW w:type="dxa" w:w="1440"/>
+          </w:tcPr>
+          <w:p>
+            <w:r/>
+            <w:r>
+              <w:rPr>
+                <w:sz w:val="16"/>
+              </w:rPr>
+              <w:t>24</w:t>
+            </w:r>
+          </w:p>
+        </w:tc>
+        <w:tc>
+          <w:tcPr>
+            <w:tcW w:type="dxa" w:w="1440"/>
+          </w:tcPr>
+          <w:p>
+            <w:r/>
+            <w:r>
+              <w:rPr>
+                <w:sz w:val="16"/>
+              </w:rPr>
+              <w:t>0.317</w:t>
+            </w:r>
+          </w:p>
+        </w:tc>
+      </w:tr>
+      <w:tr>
+        <w:tc>
+          <w:tcPr>
+            <w:tcW w:type="dxa" w:w="1440"/>
+          </w:tcPr>
+          <w:p>
+            <w:r/>
+            <w:r>
+              <w:rPr>
+                <w:sz w:val="16"/>
+              </w:rPr>
+              <w:t>cucumber_gummy_stem_blight</w:t>
+            </w:r>
+          </w:p>
+        </w:tc>
+        <w:tc>
+          <w:tcPr>
+            <w:tcW w:type="dxa" w:w="1440"/>
+          </w:tcPr>
+          <w:p>
+            <w:r/>
+            <w:r>
+              <w:rPr>
+                <w:sz w:val="16"/>
+              </w:rPr>
+              <w:t>0.091</w:t>
+            </w:r>
+          </w:p>
+        </w:tc>
+        <w:tc>
+          <w:tcPr>
+            <w:tcW w:type="dxa" w:w="1440"/>
+          </w:tcPr>
+          <w:p>
+            <w:r/>
+            <w:r>
+              <w:rPr>
+                <w:sz w:val="16"/>
+              </w:rPr>
+              <w:t>0.083</w:t>
+            </w:r>
+          </w:p>
+        </w:tc>
+        <w:tc>
+          <w:tcPr>
+            <w:tcW w:type="dxa" w:w="1440"/>
+          </w:tcPr>
+          <w:p>
+            <w:r/>
+            <w:r>
+              <w:rPr>
+                <w:sz w:val="16"/>
+              </w:rPr>
+              <w:t>0.087</w:t>
+            </w:r>
+          </w:p>
+        </w:tc>
+        <w:tc>
+          <w:tcPr>
+            <w:tcW w:type="dxa" w:w="1440"/>
+          </w:tcPr>
+          <w:p>
+            <w:r/>
+            <w:r>
+              <w:rPr>
+                <w:sz w:val="16"/>
+              </w:rPr>
+              <w:t>24</w:t>
+            </w:r>
+          </w:p>
+        </w:tc>
+        <w:tc>
+          <w:tcPr>
+            <w:tcW w:type="dxa" w:w="1440"/>
+          </w:tcPr>
+          <w:p>
+            <w:r/>
+            <w:r>
+              <w:rPr>
+                <w:sz w:val="16"/>
+              </w:rPr>
+              <w:t>0.264</w:t>
+            </w:r>
+          </w:p>
+        </w:tc>
+      </w:tr>
+      <w:tr>
+        <w:tc>
+          <w:tcPr>
+            <w:tcW w:type="dxa" w:w="1440"/>
+          </w:tcPr>
+          <w:p>
+            <w:r/>
+            <w:r>
+              <w:rPr>
+                <w:sz w:val="16"/>
+              </w:rPr>
+              <w:t>cucumber_healthy</w:t>
+            </w:r>
+          </w:p>
+        </w:tc>
+        <w:tc>
+          <w:tcPr>
+            <w:tcW w:type="dxa" w:w="1440"/>
+          </w:tcPr>
+          <w:p>
+            <w:r/>
+            <w:r>
+              <w:rPr>
+                <w:sz w:val="16"/>
+              </w:rPr>
+              <w:t>0.016</w:t>
+            </w:r>
+          </w:p>
+        </w:tc>
+        <w:tc>
+          <w:tcPr>
+            <w:tcW w:type="dxa" w:w="1440"/>
+          </w:tcPr>
+          <w:p>
+            <w:r/>
+            <w:r>
+              <w:rPr>
+                <w:sz w:val="16"/>
+              </w:rPr>
+              <w:t>0.021</w:t>
+            </w:r>
+          </w:p>
+        </w:tc>
+        <w:tc>
+          <w:tcPr>
+            <w:tcW w:type="dxa" w:w="1440"/>
+          </w:tcPr>
+          <w:p>
+            <w:r/>
+            <w:r>
+              <w:rPr>
+                <w:sz w:val="16"/>
+              </w:rPr>
+              <w:t>0.018</w:t>
+            </w:r>
+          </w:p>
+        </w:tc>
+        <w:tc>
+          <w:tcPr>
+            <w:tcW w:type="dxa" w:w="1440"/>
+          </w:tcPr>
+          <w:p>
+            <w:r/>
+            <w:r>
+              <w:rPr>
+                <w:sz w:val="16"/>
+              </w:rPr>
+              <w:t>48</w:t>
+            </w:r>
+          </w:p>
+        </w:tc>
+        <w:tc>
+          <w:tcPr>
+            <w:tcW w:type="dxa" w:w="1440"/>
+          </w:tcPr>
+          <w:p>
+            <w:r/>
+            <w:r>
+              <w:rPr>
+                <w:sz w:val="16"/>
+              </w:rPr>
+              <w:t>0.380</w:t>
+            </w:r>
+          </w:p>
+        </w:tc>
+      </w:tr>
+      <w:tr>
+        <w:tc>
+          <w:tcPr>
+            <w:tcW w:type="dxa" w:w="1440"/>
+          </w:tcPr>
+          <w:p>
+            <w:r/>
+            <w:r>
+              <w:rPr>
+                <w:sz w:val="16"/>
+              </w:rPr>
+              <w:t>cucumber_pythium_fruit_rot</w:t>
+            </w:r>
+          </w:p>
+        </w:tc>
+        <w:tc>
+          <w:tcPr>
+            <w:tcW w:type="dxa" w:w="1440"/>
+          </w:tcPr>
+          <w:p>
+            <w:r/>
+            <w:r>
+              <w:rPr>
+                <w:sz w:val="16"/>
+              </w:rPr>
+              <w:t>0.188</w:t>
+            </w:r>
+          </w:p>
+        </w:tc>
+        <w:tc>
+          <w:tcPr>
+            <w:tcW w:type="dxa" w:w="1440"/>
+          </w:tcPr>
+          <w:p>
+            <w:r/>
+            <w:r>
+              <w:rPr>
+                <w:sz w:val="16"/>
+              </w:rPr>
+              <w:t>0.115</w:t>
+            </w:r>
+          </w:p>
+        </w:tc>
+        <w:tc>
+          <w:tcPr>
+            <w:tcW w:type="dxa" w:w="1440"/>
+          </w:tcPr>
+          <w:p>
+            <w:r/>
+            <w:r>
+              <w:rPr>
+                <w:sz w:val="16"/>
+              </w:rPr>
+              <w:t>0.143</w:t>
+            </w:r>
+          </w:p>
+        </w:tc>
+        <w:tc>
+          <w:tcPr>
+            <w:tcW w:type="dxa" w:w="1440"/>
+          </w:tcPr>
+          <w:p>
+            <w:r/>
+            <w:r>
+              <w:rPr>
+                <w:sz w:val="16"/>
+              </w:rPr>
+              <w:t>26</w:t>
+            </w:r>
+          </w:p>
+        </w:tc>
+        <w:tc>
+          <w:tcPr>
+            <w:tcW w:type="dxa" w:w="1440"/>
+          </w:tcPr>
+          <w:p>
+            <w:r/>
+            <w:r>
+              <w:rPr>
+                <w:sz w:val="16"/>
+              </w:rPr>
+              <w:t>0.291</w:t>
+            </w:r>
+          </w:p>
+        </w:tc>
+      </w:tr>
+      <w:tr>
+        <w:tc>
+          <w:tcPr>
+            <w:tcW w:type="dxa" w:w="1440"/>
+          </w:tcPr>
+          <w:p>
+            <w:r/>
+            <w:r>
+              <w:rPr>
+                <w:sz w:val="16"/>
+              </w:rPr>
+              <w:t>grape_bacterial_leaf_spot</w:t>
+            </w:r>
+          </w:p>
+        </w:tc>
+        <w:tc>
+          <w:tcPr>
+            <w:tcW w:type="dxa" w:w="1440"/>
+          </w:tcPr>
+          <w:p>
+            <w:r/>
+            <w:r>
+              <w:rPr>
+                <w:sz w:val="16"/>
+              </w:rPr>
+              <w:t>0.000</w:t>
+            </w:r>
+          </w:p>
+        </w:tc>
+        <w:tc>
+          <w:tcPr>
+            <w:tcW w:type="dxa" w:w="1440"/>
+          </w:tcPr>
+          <w:p>
+            <w:r/>
+            <w:r>
+              <w:rPr>
+                <w:sz w:val="16"/>
+              </w:rPr>
+              <w:t>0.000</w:t>
+            </w:r>
+          </w:p>
+        </w:tc>
+        <w:tc>
+          <w:tcPr>
+            <w:tcW w:type="dxa" w:w="1440"/>
+          </w:tcPr>
+          <w:p>
+            <w:r/>
+            <w:r>
+              <w:rPr>
+                <w:sz w:val="16"/>
+              </w:rPr>
+              <w:t>0.000</w:t>
+            </w:r>
+          </w:p>
+        </w:tc>
+        <w:tc>
+          <w:tcPr>
+            <w:tcW w:type="dxa" w:w="1440"/>
+          </w:tcPr>
+          <w:p>
+            <w:r/>
+            <w:r>
+              <w:rPr>
+                <w:sz w:val="16"/>
+              </w:rPr>
+              <w:t>15</w:t>
+            </w:r>
+          </w:p>
+        </w:tc>
+        <w:tc>
+          <w:tcPr>
+            <w:tcW w:type="dxa" w:w="1440"/>
+          </w:tcPr>
+          <w:p>
+            <w:r/>
+            <w:r>
+              <w:rPr>
+                <w:sz w:val="16"/>
+              </w:rPr>
+              <w:t>0.432</w:t>
+            </w:r>
+          </w:p>
+        </w:tc>
+      </w:tr>
+      <w:tr>
+        <w:tc>
+          <w:tcPr>
+            <w:tcW w:type="dxa" w:w="1440"/>
+          </w:tcPr>
+          <w:p>
+            <w:r/>
+            <w:r>
+              <w:rPr>
+                <w:sz w:val="16"/>
+              </w:rPr>
+              <w:t>grape_black_rot</w:t>
+            </w:r>
+          </w:p>
+        </w:tc>
+        <w:tc>
+          <w:tcPr>
+            <w:tcW w:type="dxa" w:w="1440"/>
+          </w:tcPr>
+          <w:p>
+            <w:r/>
+            <w:r>
+              <w:rPr>
+                <w:sz w:val="16"/>
+              </w:rPr>
+              <w:t>0.351</w:t>
+            </w:r>
+          </w:p>
+        </w:tc>
+        <w:tc>
+          <w:tcPr>
+            <w:tcW w:type="dxa" w:w="1440"/>
+          </w:tcPr>
+          <w:p>
+            <w:r/>
+            <w:r>
+              <w:rPr>
+                <w:sz w:val="16"/>
+              </w:rPr>
+              <w:t>0.166</w:t>
+            </w:r>
+          </w:p>
+        </w:tc>
+        <w:tc>
+          <w:tcPr>
+            <w:tcW w:type="dxa" w:w="1440"/>
+          </w:tcPr>
+          <w:p>
+            <w:r/>
+            <w:r>
+              <w:rPr>
+                <w:sz w:val="16"/>
+              </w:rPr>
+              <w:t>0.225</w:t>
+            </w:r>
+          </w:p>
+        </w:tc>
+        <w:tc>
+          <w:tcPr>
+            <w:tcW w:type="dxa" w:w="1440"/>
+          </w:tcPr>
+          <w:p>
+            <w:r/>
+            <w:r>
+              <w:rPr>
+                <w:sz w:val="16"/>
+              </w:rPr>
+              <w:t>531</w:t>
+            </w:r>
+          </w:p>
+        </w:tc>
+        <w:tc>
+          <w:tcPr>
+            <w:tcW w:type="dxa" w:w="1440"/>
+          </w:tcPr>
+          <w:p>
+            <w:r/>
+            <w:r>
+              <w:rPr>
+                <w:sz w:val="16"/>
+              </w:rPr>
+              <w:t>0.451</w:t>
+            </w:r>
+          </w:p>
+        </w:tc>
+      </w:tr>
+      <w:tr>
+        <w:tc>
+          <w:tcPr>
+            <w:tcW w:type="dxa" w:w="1440"/>
+          </w:tcPr>
+          <w:p>
+            <w:r/>
+            <w:r>
+              <w:rPr>
+                <w:sz w:val="16"/>
+              </w:rPr>
+              <w:t>grape_downy_mildew</w:t>
+            </w:r>
+          </w:p>
+        </w:tc>
+        <w:tc>
+          <w:tcPr>
+            <w:tcW w:type="dxa" w:w="1440"/>
+          </w:tcPr>
+          <w:p>
+            <w:r/>
+            <w:r>
+              <w:rPr>
+                <w:sz w:val="16"/>
+              </w:rPr>
+              <w:t>0.465</w:t>
+            </w:r>
+          </w:p>
+        </w:tc>
+        <w:tc>
+          <w:tcPr>
+            <w:tcW w:type="dxa" w:w="1440"/>
+          </w:tcPr>
+          <w:p>
+            <w:r/>
+            <w:r>
+              <w:rPr>
+                <w:sz w:val="16"/>
+              </w:rPr>
+              <w:t>0.834</w:t>
+            </w:r>
+          </w:p>
+        </w:tc>
+        <w:tc>
+          <w:tcPr>
+            <w:tcW w:type="dxa" w:w="1440"/>
+          </w:tcPr>
+          <w:p>
+            <w:r/>
+            <w:r>
+              <w:rPr>
+                <w:sz w:val="16"/>
+              </w:rPr>
+              <w:t>0.598</w:t>
+            </w:r>
+          </w:p>
+        </w:tc>
+        <w:tc>
+          <w:tcPr>
+            <w:tcW w:type="dxa" w:w="1440"/>
+          </w:tcPr>
+          <w:p>
+            <w:r/>
+            <w:r>
+              <w:rPr>
+                <w:sz w:val="16"/>
+              </w:rPr>
+              <w:t>145</w:t>
+            </w:r>
+          </w:p>
+        </w:tc>
+        <w:tc>
+          <w:tcPr>
+            <w:tcW w:type="dxa" w:w="1440"/>
+          </w:tcPr>
+          <w:p>
+            <w:r/>
+            <w:r>
+              <w:rPr>
+                <w:sz w:val="16"/>
+              </w:rPr>
+              <w:t>0.589</w:t>
+            </w:r>
+          </w:p>
+        </w:tc>
+      </w:tr>
+      <w:tr>
+        <w:tc>
+          <w:tcPr>
+            <w:tcW w:type="dxa" w:w="1440"/>
+          </w:tcPr>
+          <w:p>
+            <w:r/>
+            <w:r>
+              <w:rPr>
+                <w:sz w:val="16"/>
+              </w:rPr>
+              <w:t>grape_esca</w:t>
+            </w:r>
+          </w:p>
+        </w:tc>
+        <w:tc>
+          <w:tcPr>
+            <w:tcW w:type="dxa" w:w="1440"/>
+          </w:tcPr>
+          <w:p>
+            <w:r/>
+            <w:r>
+              <w:rPr>
+                <w:sz w:val="16"/>
+              </w:rPr>
+              <w:t>0.390</w:t>
+            </w:r>
+          </w:p>
+        </w:tc>
+        <w:tc>
+          <w:tcPr>
+            <w:tcW w:type="dxa" w:w="1440"/>
+          </w:tcPr>
+          <w:p>
+            <w:r/>
+            <w:r>
+              <w:rPr>
+                <w:sz w:val="16"/>
+              </w:rPr>
+              <w:t>0.873</w:t>
+            </w:r>
+          </w:p>
+        </w:tc>
+        <w:tc>
+          <w:tcPr>
+            <w:tcW w:type="dxa" w:w="1440"/>
+          </w:tcPr>
+          <w:p>
+            <w:r/>
+            <w:r>
+              <w:rPr>
+                <w:sz w:val="16"/>
+              </w:rPr>
+              <w:t>0.539</w:t>
+            </w:r>
+          </w:p>
+        </w:tc>
+        <w:tc>
+          <w:tcPr>
+            <w:tcW w:type="dxa" w:w="1440"/>
+          </w:tcPr>
+          <w:p>
+            <w:r/>
+            <w:r>
+              <w:rPr>
+                <w:sz w:val="16"/>
+              </w:rPr>
+              <w:t>623</w:t>
+            </w:r>
+          </w:p>
+        </w:tc>
+        <w:tc>
+          <w:tcPr>
+            <w:tcW w:type="dxa" w:w="1440"/>
+          </w:tcPr>
+          <w:p>
+            <w:r/>
+            <w:r>
+              <w:rPr>
+                <w:sz w:val="16"/>
+              </w:rPr>
+              <w:t>0.629</w:t>
+            </w:r>
+          </w:p>
+        </w:tc>
+      </w:tr>
+      <w:tr>
+        <w:tc>
+          <w:tcPr>
+            <w:tcW w:type="dxa" w:w="1440"/>
+          </w:tcPr>
+          <w:p>
+            <w:r/>
+            <w:r>
+              <w:rPr>
+                <w:sz w:val="16"/>
+              </w:rPr>
+              <w:t>grape_healthy</w:t>
+            </w:r>
+          </w:p>
+        </w:tc>
+        <w:tc>
+          <w:tcPr>
+            <w:tcW w:type="dxa" w:w="1440"/>
+          </w:tcPr>
+          <w:p>
+            <w:r/>
+            <w:r>
+              <w:rPr>
+                <w:sz w:val="16"/>
+              </w:rPr>
+              <w:t>1.000</w:t>
+            </w:r>
+          </w:p>
+        </w:tc>
+        <w:tc>
+          <w:tcPr>
+            <w:tcW w:type="dxa" w:w="1440"/>
+          </w:tcPr>
+          <w:p>
+            <w:r/>
+            <w:r>
+              <w:rPr>
+                <w:sz w:val="16"/>
+              </w:rPr>
+              <w:t>0.079</w:t>
+            </w:r>
+          </w:p>
+        </w:tc>
+        <w:tc>
+          <w:tcPr>
+            <w:tcW w:type="dxa" w:w="1440"/>
+          </w:tcPr>
+          <w:p>
+            <w:r/>
+            <w:r>
+              <w:rPr>
+                <w:sz w:val="16"/>
+              </w:rPr>
+              <w:t>0.147</w:t>
+            </w:r>
+          </w:p>
+        </w:tc>
+        <w:tc>
+          <w:tcPr>
+            <w:tcW w:type="dxa" w:w="1440"/>
+          </w:tcPr>
+          <w:p>
+            <w:r/>
+            <w:r>
+              <w:rPr>
+                <w:sz w:val="16"/>
+              </w:rPr>
+              <w:t>379</w:t>
+            </w:r>
+          </w:p>
+        </w:tc>
+        <w:tc>
+          <w:tcPr>
+            <w:tcW w:type="dxa" w:w="1440"/>
+          </w:tcPr>
+          <w:p>
+            <w:r/>
+            <w:r>
+              <w:rPr>
+                <w:sz w:val="16"/>
+              </w:rPr>
+              <w:t>0.414</w:t>
+            </w:r>
+          </w:p>
+        </w:tc>
+      </w:tr>
+      <w:tr>
+        <w:tc>
+          <w:tcPr>
+            <w:tcW w:type="dxa" w:w="1440"/>
+          </w:tcPr>
+          <w:p>
+            <w:r/>
+            <w:r>
+              <w:rPr>
+                <w:sz w:val="16"/>
+              </w:rPr>
+              <w:t>grape_leaf_blight</w:t>
+            </w:r>
+          </w:p>
+        </w:tc>
+        <w:tc>
+          <w:tcPr>
+            <w:tcW w:type="dxa" w:w="1440"/>
+          </w:tcPr>
+          <w:p>
+            <w:r/>
+            <w:r>
+              <w:rPr>
+                <w:sz w:val="16"/>
+              </w:rPr>
+              <w:t>0.493</w:t>
+            </w:r>
+          </w:p>
+        </w:tc>
+        <w:tc>
+          <w:tcPr>
+            <w:tcW w:type="dxa" w:w="1440"/>
+          </w:tcPr>
+          <w:p>
+            <w:r/>
+            <w:r>
+              <w:rPr>
+                <w:sz w:val="16"/>
+              </w:rPr>
+              <w:t>0.355</w:t>
+            </w:r>
+          </w:p>
+        </w:tc>
+        <w:tc>
+          <w:tcPr>
+            <w:tcW w:type="dxa" w:w="1440"/>
+          </w:tcPr>
+          <w:p>
+            <w:r/>
+            <w:r>
+              <w:rPr>
+                <w:sz w:val="16"/>
+              </w:rPr>
+              <w:t>0.412</w:t>
+            </w:r>
+          </w:p>
+        </w:tc>
+        <w:tc>
+          <w:tcPr>
+            <w:tcW w:type="dxa" w:w="1440"/>
+          </w:tcPr>
+          <w:p>
+            <w:r/>
+            <w:r>
+              <w:rPr>
+                <w:sz w:val="16"/>
+              </w:rPr>
+              <w:t>485</w:t>
+            </w:r>
+          </w:p>
+        </w:tc>
+        <w:tc>
+          <w:tcPr>
+            <w:tcW w:type="dxa" w:w="1440"/>
+          </w:tcPr>
+          <w:p>
+            <w:r/>
+            <w:r>
+              <w:rPr>
+                <w:sz w:val="16"/>
+              </w:rPr>
+              <w:t>0.457</w:t>
+            </w:r>
+          </w:p>
+        </w:tc>
+      </w:tr>
+      <w:tr>
+        <w:tc>
+          <w:tcPr>
+            <w:tcW w:type="dxa" w:w="1440"/>
+          </w:tcPr>
+          <w:p>
+            <w:r/>
+            <w:r>
+              <w:rPr>
+                <w:sz w:val="16"/>
+              </w:rPr>
+              <w:t>grape_powdery_mildew</w:t>
+            </w:r>
+          </w:p>
+        </w:tc>
+        <w:tc>
+          <w:tcPr>
+            <w:tcW w:type="dxa" w:w="1440"/>
+          </w:tcPr>
+          <w:p>
+            <w:r/>
+            <w:r>
+              <w:rPr>
+                <w:sz w:val="16"/>
+              </w:rPr>
+              <w:t>0.196</w:t>
+            </w:r>
+          </w:p>
+        </w:tc>
+        <w:tc>
+          <w:tcPr>
+            <w:tcW w:type="dxa" w:w="1440"/>
+          </w:tcPr>
+          <w:p>
+            <w:r/>
+            <w:r>
+              <w:rPr>
+                <w:sz w:val="16"/>
+              </w:rPr>
+              <w:t>0.443</w:t>
+            </w:r>
+          </w:p>
+        </w:tc>
+        <w:tc>
+          <w:tcPr>
+            <w:tcW w:type="dxa" w:w="1440"/>
+          </w:tcPr>
+          <w:p>
+            <w:r/>
+            <w:r>
+              <w:rPr>
+                <w:sz w:val="16"/>
+              </w:rPr>
+              <w:t>0.271</w:t>
+            </w:r>
+          </w:p>
+        </w:tc>
+        <w:tc>
+          <w:tcPr>
+            <w:tcW w:type="dxa" w:w="1440"/>
+          </w:tcPr>
+          <w:p>
+            <w:r/>
+            <w:r>
+              <w:rPr>
+                <w:sz w:val="16"/>
+              </w:rPr>
+              <w:t>61</w:t>
+            </w:r>
+          </w:p>
+        </w:tc>
+        <w:tc>
+          <w:tcPr>
+            <w:tcW w:type="dxa" w:w="1440"/>
+          </w:tcPr>
+          <w:p>
+            <w:r/>
+            <w:r>
+              <w:rPr>
+                <w:sz w:val="16"/>
+              </w:rPr>
+              <w:t>0.393</w:t>
+            </w:r>
+          </w:p>
+        </w:tc>
+      </w:tr>
+      <w:tr>
+        <w:tc>
+          <w:tcPr>
+            <w:tcW w:type="dxa" w:w="1440"/>
+          </w:tcPr>
+          <w:p>
+            <w:r/>
+            <w:r>
+              <w:rPr>
+                <w:sz w:val="16"/>
+              </w:rPr>
+              <w:t>maize_common_rust</w:t>
+            </w:r>
+          </w:p>
+        </w:tc>
+        <w:tc>
+          <w:tcPr>
+            <w:tcW w:type="dxa" w:w="1440"/>
+          </w:tcPr>
+          <w:p>
+            <w:r/>
+            <w:r>
+              <w:rPr>
+                <w:sz w:val="16"/>
+              </w:rPr>
+              <w:t>0.695</w:t>
+            </w:r>
+          </w:p>
+        </w:tc>
+        <w:tc>
+          <w:tcPr>
+            <w:tcW w:type="dxa" w:w="1440"/>
+          </w:tcPr>
+          <w:p>
+            <w:r/>
+            <w:r>
+              <w:rPr>
+                <w:sz w:val="16"/>
+              </w:rPr>
+              <w:t>0.831</w:t>
+            </w:r>
+          </w:p>
+        </w:tc>
+        <w:tc>
+          <w:tcPr>
+            <w:tcW w:type="dxa" w:w="1440"/>
+          </w:tcPr>
+          <w:p>
+            <w:r/>
+            <w:r>
+              <w:rPr>
+                <w:sz w:val="16"/>
+              </w:rPr>
+              <w:t>0.757</w:t>
+            </w:r>
+          </w:p>
+        </w:tc>
+        <w:tc>
+          <w:tcPr>
+            <w:tcW w:type="dxa" w:w="1440"/>
+          </w:tcPr>
+          <w:p>
+            <w:r/>
+            <w:r>
+              <w:rPr>
+                <w:sz w:val="16"/>
+              </w:rPr>
+              <w:t>537</w:t>
+            </w:r>
+          </w:p>
+        </w:tc>
+        <w:tc>
+          <w:tcPr>
+            <w:tcW w:type="dxa" w:w="1440"/>
+          </w:tcPr>
+          <w:p>
+            <w:r/>
+            <w:r>
+              <w:rPr>
+                <w:sz w:val="16"/>
+              </w:rPr>
+              <w:t>0.642</w:t>
+            </w:r>
+          </w:p>
+        </w:tc>
+      </w:tr>
+      <w:tr>
+        <w:tc>
+          <w:tcPr>
+            <w:tcW w:type="dxa" w:w="1440"/>
+          </w:tcPr>
+          <w:p>
+            <w:r/>
+            <w:r>
+              <w:rPr>
+                <w:sz w:val="16"/>
+              </w:rPr>
+              <w:t>maize_gray_leaf_spot</w:t>
+            </w:r>
+          </w:p>
+        </w:tc>
+        <w:tc>
+          <w:tcPr>
+            <w:tcW w:type="dxa" w:w="1440"/>
+          </w:tcPr>
+          <w:p>
+            <w:r/>
+            <w:r>
+              <w:rPr>
+                <w:sz w:val="16"/>
+              </w:rPr>
+              <w:t>0.382</w:t>
+            </w:r>
+          </w:p>
+        </w:tc>
+        <w:tc>
+          <w:tcPr>
+            <w:tcW w:type="dxa" w:w="1440"/>
+          </w:tcPr>
+          <w:p>
+            <w:r/>
+            <w:r>
+              <w:rPr>
+                <w:sz w:val="16"/>
+              </w:rPr>
+              <w:t>0.442</w:t>
+            </w:r>
+          </w:p>
+        </w:tc>
+        <w:tc>
+          <w:tcPr>
+            <w:tcW w:type="dxa" w:w="1440"/>
+          </w:tcPr>
+          <w:p>
+            <w:r/>
+            <w:r>
+              <w:rPr>
+                <w:sz w:val="16"/>
+              </w:rPr>
+              <w:t>0.410</w:t>
+            </w:r>
+          </w:p>
+        </w:tc>
+        <w:tc>
+          <w:tcPr>
+            <w:tcW w:type="dxa" w:w="1440"/>
+          </w:tcPr>
+          <w:p>
+            <w:r/>
+            <w:r>
+              <w:rPr>
+                <w:sz w:val="16"/>
+              </w:rPr>
+              <w:t>231</w:t>
+            </w:r>
+          </w:p>
+        </w:tc>
+        <w:tc>
+          <w:tcPr>
+            <w:tcW w:type="dxa" w:w="1440"/>
+          </w:tcPr>
+          <w:p>
+            <w:r/>
+            <w:r>
+              <w:rPr>
+                <w:sz w:val="16"/>
+              </w:rPr>
+              <w:t>0.443</w:t>
+            </w:r>
+          </w:p>
+        </w:tc>
+      </w:tr>
+      <w:tr>
+        <w:tc>
+          <w:tcPr>
+            <w:tcW w:type="dxa" w:w="1440"/>
+          </w:tcPr>
+          <w:p>
+            <w:r/>
+            <w:r>
+              <w:rPr>
+                <w:sz w:val="16"/>
+              </w:rPr>
+              <w:t>maize_healthy</w:t>
+            </w:r>
+          </w:p>
+        </w:tc>
+        <w:tc>
+          <w:tcPr>
+            <w:tcW w:type="dxa" w:w="1440"/>
+          </w:tcPr>
+          <w:p>
+            <w:r/>
+            <w:r>
+              <w:rPr>
+                <w:sz w:val="16"/>
+              </w:rPr>
+              <w:t>0.597</w:t>
+            </w:r>
+          </w:p>
+        </w:tc>
+        <w:tc>
+          <w:tcPr>
+            <w:tcW w:type="dxa" w:w="1440"/>
+          </w:tcPr>
+          <w:p>
+            <w:r/>
+            <w:r>
+              <w:rPr>
+                <w:sz w:val="16"/>
+              </w:rPr>
+              <w:t>0.629</w:t>
+            </w:r>
+          </w:p>
+        </w:tc>
+        <w:tc>
+          <w:tcPr>
+            <w:tcW w:type="dxa" w:w="1440"/>
+          </w:tcPr>
+          <w:p>
+            <w:r/>
+            <w:r>
+              <w:rPr>
+                <w:sz w:val="16"/>
+              </w:rPr>
+              <w:t>0.613</w:t>
+            </w:r>
+          </w:p>
+        </w:tc>
+        <w:tc>
+          <w:tcPr>
+            <w:tcW w:type="dxa" w:w="1440"/>
+          </w:tcPr>
+          <w:p>
+            <w:r/>
+            <w:r>
+              <w:rPr>
+                <w:sz w:val="16"/>
+              </w:rPr>
+              <w:t>523</w:t>
+            </w:r>
+          </w:p>
+        </w:tc>
+        <w:tc>
+          <w:tcPr>
+            <w:tcW w:type="dxa" w:w="1440"/>
+          </w:tcPr>
+          <w:p>
+            <w:r/>
+            <w:r>
+              <w:rPr>
+                <w:sz w:val="16"/>
+              </w:rPr>
+              <w:t>0.579</w:t>
+            </w:r>
+          </w:p>
+        </w:tc>
+      </w:tr>
+      <w:tr>
+        <w:tc>
+          <w:tcPr>
+            <w:tcW w:type="dxa" w:w="1440"/>
+          </w:tcPr>
+          <w:p>
+            <w:r/>
+            <w:r>
+              <w:rPr>
+                <w:sz w:val="16"/>
+              </w:rPr>
+              <w:t>maize_lethal_necrosis</w:t>
+            </w:r>
+          </w:p>
+        </w:tc>
+        <w:tc>
+          <w:tcPr>
+            <w:tcW w:type="dxa" w:w="1440"/>
+          </w:tcPr>
+          <w:p>
+            <w:r/>
+            <w:r>
+              <w:rPr>
+                <w:sz w:val="16"/>
+              </w:rPr>
+              <w:t>0.850</w:t>
+            </w:r>
+          </w:p>
+        </w:tc>
+        <w:tc>
+          <w:tcPr>
+            <w:tcW w:type="dxa" w:w="1440"/>
+          </w:tcPr>
+          <w:p>
+            <w:r/>
+            <w:r>
+              <w:rPr>
+                <w:sz w:val="16"/>
+              </w:rPr>
+              <w:t>0.296</w:t>
+            </w:r>
+          </w:p>
+        </w:tc>
+        <w:tc>
+          <w:tcPr>
+            <w:tcW w:type="dxa" w:w="1440"/>
+          </w:tcPr>
+          <w:p>
+            <w:r/>
+            <w:r>
+              <w:rPr>
+                <w:sz w:val="16"/>
+              </w:rPr>
+              <w:t>0.439</w:t>
+            </w:r>
+          </w:p>
+        </w:tc>
+        <w:tc>
+          <w:tcPr>
+            <w:tcW w:type="dxa" w:w="1440"/>
+          </w:tcPr>
+          <w:p>
+            <w:r/>
+            <w:r>
+              <w:rPr>
+                <w:sz w:val="16"/>
+              </w:rPr>
+              <w:t>1745</w:t>
+            </w:r>
+          </w:p>
+        </w:tc>
+        <w:tc>
+          <w:tcPr>
+            <w:tcW w:type="dxa" w:w="1440"/>
+          </w:tcPr>
+          <w:p>
+            <w:r/>
+            <w:r>
+              <w:rPr>
+                <w:sz w:val="16"/>
+              </w:rPr>
+              <w:t>0.445</w:t>
+            </w:r>
+          </w:p>
+        </w:tc>
+      </w:tr>
+      <w:tr>
+        <w:tc>
+          <w:tcPr>
+            <w:tcW w:type="dxa" w:w="1440"/>
+          </w:tcPr>
+          <w:p>
+            <w:r/>
+            <w:r>
+              <w:rPr>
+                <w:sz w:val="16"/>
+              </w:rPr>
+              <w:t>maize_northern_leaf_blight</w:t>
+            </w:r>
+          </w:p>
+        </w:tc>
+        <w:tc>
+          <w:tcPr>
+            <w:tcW w:type="dxa" w:w="1440"/>
+          </w:tcPr>
+          <w:p>
+            <w:r/>
+            <w:r>
+              <w:rPr>
+                <w:sz w:val="16"/>
+              </w:rPr>
+              <w:t>0.475</w:t>
+            </w:r>
+          </w:p>
+        </w:tc>
+        <w:tc>
+          <w:tcPr>
+            <w:tcW w:type="dxa" w:w="1440"/>
+          </w:tcPr>
+          <w:p>
+            <w:r/>
+            <w:r>
+              <w:rPr>
+                <w:sz w:val="16"/>
+              </w:rPr>
+              <w:t>0.534</w:t>
+            </w:r>
+          </w:p>
+        </w:tc>
+        <w:tc>
+          <w:tcPr>
+            <w:tcW w:type="dxa" w:w="1440"/>
+          </w:tcPr>
+          <w:p>
+            <w:r/>
+            <w:r>
+              <w:rPr>
+                <w:sz w:val="16"/>
+              </w:rPr>
+              <w:t>0.503</w:t>
+            </w:r>
+          </w:p>
+        </w:tc>
+        <w:tc>
+          <w:tcPr>
+            <w:tcW w:type="dxa" w:w="1440"/>
+          </w:tcPr>
+          <w:p>
+            <w:r/>
+            <w:r>
+              <w:rPr>
+                <w:sz w:val="16"/>
+              </w:rPr>
+              <w:t>444</w:t>
+            </w:r>
+          </w:p>
+        </w:tc>
+        <w:tc>
+          <w:tcPr>
+            <w:tcW w:type="dxa" w:w="1440"/>
+          </w:tcPr>
+          <w:p>
+            <w:r/>
+            <w:r>
+              <w:rPr>
+                <w:sz w:val="16"/>
+              </w:rPr>
+              <w:t>0.454</w:t>
+            </w:r>
+          </w:p>
+        </w:tc>
+      </w:tr>
+      <w:tr>
+        <w:tc>
+          <w:tcPr>
+            <w:tcW w:type="dxa" w:w="1440"/>
+          </w:tcPr>
+          <w:p>
+            <w:r/>
+            <w:r>
+              <w:rPr>
+                <w:sz w:val="16"/>
+              </w:rPr>
+              <w:t>maize_streak_virus</w:t>
+            </w:r>
+          </w:p>
+        </w:tc>
+        <w:tc>
+          <w:tcPr>
+            <w:tcW w:type="dxa" w:w="1440"/>
+          </w:tcPr>
+          <w:p>
+            <w:r/>
+            <w:r>
+              <w:rPr>
+                <w:sz w:val="16"/>
+              </w:rPr>
+              <w:t>0.564</w:t>
+            </w:r>
+          </w:p>
+        </w:tc>
+        <w:tc>
+          <w:tcPr>
+            <w:tcW w:type="dxa" w:w="1440"/>
+          </w:tcPr>
+          <w:p>
+            <w:r/>
+            <w:r>
+              <w:rPr>
+                <w:sz w:val="16"/>
+              </w:rPr>
+              <w:t>0.830</w:t>
+            </w:r>
+          </w:p>
+        </w:tc>
+        <w:tc>
+          <w:tcPr>
+            <w:tcW w:type="dxa" w:w="1440"/>
+          </w:tcPr>
+          <w:p>
+            <w:r/>
+            <w:r>
+              <w:rPr>
+                <w:sz w:val="16"/>
+              </w:rPr>
+              <w:t>0.672</w:t>
+            </w:r>
+          </w:p>
+        </w:tc>
+        <w:tc>
+          <w:tcPr>
+            <w:tcW w:type="dxa" w:w="1440"/>
+          </w:tcPr>
+          <w:p>
+            <w:r/>
+            <w:r>
+              <w:rPr>
+                <w:sz w:val="16"/>
+              </w:rPr>
+              <w:t>1386</w:t>
+            </w:r>
+          </w:p>
+        </w:tc>
+        <w:tc>
+          <w:tcPr>
+            <w:tcW w:type="dxa" w:w="1440"/>
+          </w:tcPr>
+          <w:p>
+            <w:r/>
+            <w:r>
+              <w:rPr>
+                <w:sz w:val="16"/>
+              </w:rPr>
+              <w:t>0.748</w:t>
+            </w:r>
+          </w:p>
+        </w:tc>
+      </w:tr>
+      <w:tr>
+        <w:tc>
+          <w:tcPr>
+            <w:tcW w:type="dxa" w:w="1440"/>
+          </w:tcPr>
+          <w:p>
+            <w:r/>
+            <w:r>
+              <w:rPr>
+                <w:sz w:val="16"/>
+              </w:rPr>
+              <w:t>mango_anthracnose</w:t>
+            </w:r>
+          </w:p>
+        </w:tc>
+        <w:tc>
+          <w:tcPr>
+            <w:tcW w:type="dxa" w:w="1440"/>
+          </w:tcPr>
+          <w:p>
+            <w:r/>
+            <w:r>
+              <w:rPr>
+                <w:sz w:val="16"/>
+              </w:rPr>
+              <w:t>0.242</w:t>
+            </w:r>
+          </w:p>
+        </w:tc>
+        <w:tc>
+          <w:tcPr>
+            <w:tcW w:type="dxa" w:w="1440"/>
+          </w:tcPr>
+          <w:p>
+            <w:r/>
+            <w:r>
+              <w:rPr>
+                <w:sz w:val="16"/>
+              </w:rPr>
+              <w:t>0.640</w:t>
+            </w:r>
+          </w:p>
+        </w:tc>
+        <w:tc>
+          <w:tcPr>
+            <w:tcW w:type="dxa" w:w="1440"/>
+          </w:tcPr>
+          <w:p>
+            <w:r/>
+            <w:r>
+              <w:rPr>
+                <w:sz w:val="16"/>
+              </w:rPr>
+              <w:t>0.352</w:t>
+            </w:r>
+          </w:p>
+        </w:tc>
+        <w:tc>
+          <w:tcPr>
+            <w:tcW w:type="dxa" w:w="1440"/>
+          </w:tcPr>
+          <w:p>
+            <w:r/>
+            <w:r>
+              <w:rPr>
+                <w:sz w:val="16"/>
+              </w:rPr>
+              <w:t>75</w:t>
+            </w:r>
+          </w:p>
+        </w:tc>
+        <w:tc>
+          <w:tcPr>
+            <w:tcW w:type="dxa" w:w="1440"/>
+          </w:tcPr>
+          <w:p>
+            <w:r/>
+            <w:r>
+              <w:rPr>
+                <w:sz w:val="16"/>
+              </w:rPr>
+              <w:t>0.347</w:t>
+            </w:r>
+          </w:p>
+        </w:tc>
+      </w:tr>
+      <w:tr>
+        <w:tc>
+          <w:tcPr>
+            <w:tcW w:type="dxa" w:w="1440"/>
+          </w:tcPr>
+          <w:p>
+            <w:r/>
+            <w:r>
+              <w:rPr>
+                <w:sz w:val="16"/>
+              </w:rPr>
+              <w:t>mango_bacterial_canker</w:t>
+            </w:r>
+          </w:p>
+        </w:tc>
+        <w:tc>
+          <w:tcPr>
+            <w:tcW w:type="dxa" w:w="1440"/>
+          </w:tcPr>
+          <w:p>
+            <w:r/>
+            <w:r>
+              <w:rPr>
+                <w:sz w:val="16"/>
+              </w:rPr>
+              <w:t>0.500</w:t>
+            </w:r>
+          </w:p>
+        </w:tc>
+        <w:tc>
+          <w:tcPr>
+            <w:tcW w:type="dxa" w:w="1440"/>
+          </w:tcPr>
+          <w:p>
+            <w:r/>
+            <w:r>
+              <w:rPr>
+                <w:sz w:val="16"/>
+              </w:rPr>
+              <w:t>0.093</w:t>
+            </w:r>
+          </w:p>
+        </w:tc>
+        <w:tc>
+          <w:tcPr>
+            <w:tcW w:type="dxa" w:w="1440"/>
+          </w:tcPr>
+          <w:p>
+            <w:r/>
+            <w:r>
+              <w:rPr>
+                <w:sz w:val="16"/>
+              </w:rPr>
+              <w:t>0.157</w:t>
+            </w:r>
+          </w:p>
+        </w:tc>
+        <w:tc>
+          <w:tcPr>
+            <w:tcW w:type="dxa" w:w="1440"/>
+          </w:tcPr>
+          <w:p>
+            <w:r/>
+            <w:r>
+              <w:rPr>
+                <w:sz w:val="16"/>
+              </w:rPr>
+              <w:t>75</w:t>
+            </w:r>
+          </w:p>
+        </w:tc>
+        <w:tc>
+          <w:tcPr>
+            <w:tcW w:type="dxa" w:w="1440"/>
+          </w:tcPr>
+          <w:p>
+            <w:r/>
+            <w:r>
+              <w:rPr>
+                <w:sz w:val="16"/>
+              </w:rPr>
+              <w:t>0.330</w:t>
+            </w:r>
+          </w:p>
+        </w:tc>
+      </w:tr>
+      <w:tr>
+        <w:tc>
+          <w:tcPr>
+            <w:tcW w:type="dxa" w:w="1440"/>
+          </w:tcPr>
+          <w:p>
+            <w:r/>
+            <w:r>
+              <w:rPr>
+                <w:sz w:val="16"/>
+              </w:rPr>
+              <w:t>mango_cutting_weevil</w:t>
+            </w:r>
+          </w:p>
+        </w:tc>
+        <w:tc>
+          <w:tcPr>
+            <w:tcW w:type="dxa" w:w="1440"/>
+          </w:tcPr>
+          <w:p>
+            <w:r/>
+            <w:r>
+              <w:rPr>
+                <w:sz w:val="16"/>
+              </w:rPr>
+              <w:t>0.628</w:t>
+            </w:r>
+          </w:p>
+        </w:tc>
+        <w:tc>
+          <w:tcPr>
+            <w:tcW w:type="dxa" w:w="1440"/>
+          </w:tcPr>
+          <w:p>
+            <w:r/>
+            <w:r>
+              <w:rPr>
+                <w:sz w:val="16"/>
+              </w:rPr>
+              <w:t>0.947</w:t>
+            </w:r>
+          </w:p>
+        </w:tc>
+        <w:tc>
+          <w:tcPr>
+            <w:tcW w:type="dxa" w:w="1440"/>
+          </w:tcPr>
+          <w:p>
+            <w:r/>
+            <w:r>
+              <w:rPr>
+                <w:sz w:val="16"/>
+              </w:rPr>
+              <w:t>0.755</w:t>
+            </w:r>
+          </w:p>
+        </w:tc>
+        <w:tc>
+          <w:tcPr>
+            <w:tcW w:type="dxa" w:w="1440"/>
+          </w:tcPr>
+          <w:p>
+            <w:r/>
+            <w:r>
+              <w:rPr>
+                <w:sz w:val="16"/>
+              </w:rPr>
+              <w:t>75</w:t>
+            </w:r>
+          </w:p>
+        </w:tc>
+        <w:tc>
+          <w:tcPr>
+            <w:tcW w:type="dxa" w:w="1440"/>
+          </w:tcPr>
+          <w:p>
+            <w:r/>
+            <w:r>
+              <w:rPr>
+                <w:sz w:val="16"/>
+              </w:rPr>
+              <w:t>0.843</w:t>
+            </w:r>
+          </w:p>
+        </w:tc>
+      </w:tr>
+      <w:tr>
+        <w:tc>
+          <w:tcPr>
+            <w:tcW w:type="dxa" w:w="1440"/>
+          </w:tcPr>
+          <w:p>
+            <w:r/>
+            <w:r>
+              <w:rPr>
+                <w:sz w:val="16"/>
+              </w:rPr>
+              <w:t>mango_die_back</w:t>
+            </w:r>
+          </w:p>
+        </w:tc>
+        <w:tc>
+          <w:tcPr>
+            <w:tcW w:type="dxa" w:w="1440"/>
+          </w:tcPr>
+          <w:p>
+            <w:r/>
+            <w:r>
+              <w:rPr>
+                <w:sz w:val="16"/>
+              </w:rPr>
+              <w:t>0.722</w:t>
+            </w:r>
+          </w:p>
+        </w:tc>
+        <w:tc>
+          <w:tcPr>
+            <w:tcW w:type="dxa" w:w="1440"/>
+          </w:tcPr>
+          <w:p>
+            <w:r/>
+            <w:r>
+              <w:rPr>
+                <w:sz w:val="16"/>
+              </w:rPr>
+              <w:t>0.173</w:t>
+            </w:r>
+          </w:p>
+        </w:tc>
+        <w:tc>
+          <w:tcPr>
+            <w:tcW w:type="dxa" w:w="1440"/>
+          </w:tcPr>
+          <w:p>
+            <w:r/>
+            <w:r>
+              <w:rPr>
+                <w:sz w:val="16"/>
+              </w:rPr>
+              <w:t>0.280</w:t>
+            </w:r>
+          </w:p>
+        </w:tc>
+        <w:tc>
+          <w:tcPr>
+            <w:tcW w:type="dxa" w:w="1440"/>
+          </w:tcPr>
+          <w:p>
+            <w:r/>
+            <w:r>
+              <w:rPr>
+                <w:sz w:val="16"/>
+              </w:rPr>
+              <w:t>75</w:t>
+            </w:r>
+          </w:p>
+        </w:tc>
+        <w:tc>
+          <w:tcPr>
+            <w:tcW w:type="dxa" w:w="1440"/>
+          </w:tcPr>
+          <w:p>
+            <w:r/>
+            <w:r>
+              <w:rPr>
+                <w:sz w:val="16"/>
+              </w:rPr>
+              <w:t>0.399</w:t>
+            </w:r>
+          </w:p>
+        </w:tc>
+      </w:tr>
+      <w:tr>
+        <w:tc>
+          <w:tcPr>
+            <w:tcW w:type="dxa" w:w="1440"/>
+          </w:tcPr>
+          <w:p>
+            <w:r/>
+            <w:r>
+              <w:rPr>
+                <w:sz w:val="16"/>
+              </w:rPr>
+              <w:t>mango_gall_midge</w:t>
+            </w:r>
+          </w:p>
+        </w:tc>
+        <w:tc>
+          <w:tcPr>
+            <w:tcW w:type="dxa" w:w="1440"/>
+          </w:tcPr>
+          <w:p>
+            <w:r/>
+            <w:r>
+              <w:rPr>
+                <w:sz w:val="16"/>
+              </w:rPr>
+              <w:t>0.500</w:t>
+            </w:r>
+          </w:p>
+        </w:tc>
+        <w:tc>
+          <w:tcPr>
+            <w:tcW w:type="dxa" w:w="1440"/>
+          </w:tcPr>
+          <w:p>
+            <w:r/>
+            <w:r>
+              <w:rPr>
+                <w:sz w:val="16"/>
+              </w:rPr>
+              <w:t>0.533</w:t>
+            </w:r>
+          </w:p>
+        </w:tc>
+        <w:tc>
+          <w:tcPr>
+            <w:tcW w:type="dxa" w:w="1440"/>
+          </w:tcPr>
+          <w:p>
+            <w:r/>
+            <w:r>
+              <w:rPr>
+                <w:sz w:val="16"/>
+              </w:rPr>
+              <w:t>0.516</w:t>
+            </w:r>
+          </w:p>
+        </w:tc>
+        <w:tc>
+          <w:tcPr>
+            <w:tcW w:type="dxa" w:w="1440"/>
+          </w:tcPr>
+          <w:p>
+            <w:r/>
+            <w:r>
+              <w:rPr>
+                <w:sz w:val="16"/>
+              </w:rPr>
+              <w:t>75</w:t>
+            </w:r>
+          </w:p>
+        </w:tc>
+        <w:tc>
+          <w:tcPr>
+            <w:tcW w:type="dxa" w:w="1440"/>
+          </w:tcPr>
+          <w:p>
+            <w:r/>
+            <w:r>
+              <w:rPr>
+                <w:sz w:val="16"/>
+              </w:rPr>
+              <w:t>0.367</w:t>
+            </w:r>
+          </w:p>
+        </w:tc>
+      </w:tr>
+      <w:tr>
+        <w:tc>
+          <w:tcPr>
+            <w:tcW w:type="dxa" w:w="1440"/>
+          </w:tcPr>
+          <w:p>
+            <w:r/>
+            <w:r>
+              <w:rPr>
+                <w:sz w:val="16"/>
+              </w:rPr>
+              <w:t>mango_healthy</w:t>
+            </w:r>
+          </w:p>
+        </w:tc>
+        <w:tc>
+          <w:tcPr>
+            <w:tcW w:type="dxa" w:w="1440"/>
+          </w:tcPr>
+          <w:p>
+            <w:r/>
+            <w:r>
+              <w:rPr>
+                <w:sz w:val="16"/>
+              </w:rPr>
+              <w:t>0.512</w:t>
+            </w:r>
+          </w:p>
+        </w:tc>
+        <w:tc>
+          <w:tcPr>
+            <w:tcW w:type="dxa" w:w="1440"/>
+          </w:tcPr>
+          <w:p>
+            <w:r/>
+            <w:r>
+              <w:rPr>
+                <w:sz w:val="16"/>
+              </w:rPr>
+              <w:t>0.880</w:t>
+            </w:r>
+          </w:p>
+        </w:tc>
+        <w:tc>
+          <w:tcPr>
+            <w:tcW w:type="dxa" w:w="1440"/>
+          </w:tcPr>
+          <w:p>
+            <w:r/>
+            <w:r>
+              <w:rPr>
+                <w:sz w:val="16"/>
+              </w:rPr>
+              <w:t>0.647</w:t>
+            </w:r>
+          </w:p>
+        </w:tc>
+        <w:tc>
+          <w:tcPr>
+            <w:tcW w:type="dxa" w:w="1440"/>
+          </w:tcPr>
+          <w:p>
+            <w:r/>
+            <w:r>
+              <w:rPr>
+                <w:sz w:val="16"/>
+              </w:rPr>
+              <w:t>75</w:t>
+            </w:r>
+          </w:p>
+        </w:tc>
+        <w:tc>
+          <w:tcPr>
+            <w:tcW w:type="dxa" w:w="1440"/>
+          </w:tcPr>
+          <w:p>
+            <w:r/>
+            <w:r>
+              <w:rPr>
+                <w:sz w:val="16"/>
+              </w:rPr>
+              <w:t>0.593</w:t>
+            </w:r>
+          </w:p>
+        </w:tc>
+      </w:tr>
+      <w:tr>
+        <w:tc>
+          <w:tcPr>
+            <w:tcW w:type="dxa" w:w="1440"/>
+          </w:tcPr>
+          <w:p>
+            <w:r/>
+            <w:r>
+              <w:rPr>
+                <w:sz w:val="16"/>
+              </w:rPr>
+              <w:t>mango_powdery_mildew</w:t>
+            </w:r>
+          </w:p>
+        </w:tc>
+        <w:tc>
+          <w:tcPr>
+            <w:tcW w:type="dxa" w:w="1440"/>
+          </w:tcPr>
+          <w:p>
+            <w:r/>
+            <w:r>
+              <w:rPr>
+                <w:sz w:val="16"/>
+              </w:rPr>
+              <w:t>0.480</w:t>
+            </w:r>
+          </w:p>
+        </w:tc>
+        <w:tc>
+          <w:tcPr>
+            <w:tcW w:type="dxa" w:w="1440"/>
+          </w:tcPr>
+          <w:p>
+            <w:r/>
+            <w:r>
+              <w:rPr>
+                <w:sz w:val="16"/>
+              </w:rPr>
+              <w:t>0.480</w:t>
+            </w:r>
+          </w:p>
+        </w:tc>
+        <w:tc>
+          <w:tcPr>
+            <w:tcW w:type="dxa" w:w="1440"/>
+          </w:tcPr>
+          <w:p>
+            <w:r/>
+            <w:r>
+              <w:rPr>
+                <w:sz w:val="16"/>
+              </w:rPr>
+              <w:t>0.480</w:t>
+            </w:r>
+          </w:p>
+        </w:tc>
+        <w:tc>
+          <w:tcPr>
+            <w:tcW w:type="dxa" w:w="1440"/>
+          </w:tcPr>
+          <w:p>
+            <w:r/>
+            <w:r>
+              <w:rPr>
+                <w:sz w:val="16"/>
+              </w:rPr>
+              <w:t>75</w:t>
+            </w:r>
+          </w:p>
+        </w:tc>
+        <w:tc>
+          <w:tcPr>
+            <w:tcW w:type="dxa" w:w="1440"/>
+          </w:tcPr>
+          <w:p>
+            <w:r/>
+            <w:r>
+              <w:rPr>
+                <w:sz w:val="16"/>
+              </w:rPr>
+              <w:t>0.407</w:t>
+            </w:r>
+          </w:p>
+        </w:tc>
+      </w:tr>
+      <w:tr>
+        <w:tc>
+          <w:tcPr>
+            <w:tcW w:type="dxa" w:w="1440"/>
+          </w:tcPr>
+          <w:p>
+            <w:r/>
+            <w:r>
+              <w:rPr>
+                <w:sz w:val="16"/>
+              </w:rPr>
+              <w:t>mango_sooty_mould</w:t>
+            </w:r>
+          </w:p>
+        </w:tc>
+        <w:tc>
+          <w:tcPr>
+            <w:tcW w:type="dxa" w:w="1440"/>
+          </w:tcPr>
+          <w:p>
+            <w:r/>
+            <w:r>
+              <w:rPr>
+                <w:sz w:val="16"/>
+              </w:rPr>
+              <w:t>0.366</w:t>
+            </w:r>
+          </w:p>
+        </w:tc>
+        <w:tc>
+          <w:tcPr>
+            <w:tcW w:type="dxa" w:w="1440"/>
+          </w:tcPr>
+          <w:p>
+            <w:r/>
+            <w:r>
+              <w:rPr>
+                <w:sz w:val="16"/>
+              </w:rPr>
+              <w:t>0.200</w:t>
+            </w:r>
+          </w:p>
+        </w:tc>
+        <w:tc>
+          <w:tcPr>
+            <w:tcW w:type="dxa" w:w="1440"/>
+          </w:tcPr>
+          <w:p>
+            <w:r/>
+            <w:r>
+              <w:rPr>
+                <w:sz w:val="16"/>
+              </w:rPr>
+              <w:t>0.259</w:t>
+            </w:r>
+          </w:p>
+        </w:tc>
+        <w:tc>
+          <w:tcPr>
+            <w:tcW w:type="dxa" w:w="1440"/>
+          </w:tcPr>
+          <w:p>
+            <w:r/>
+            <w:r>
+              <w:rPr>
+                <w:sz w:val="16"/>
+              </w:rPr>
+              <w:t>75</w:t>
+            </w:r>
+          </w:p>
+        </w:tc>
+        <w:tc>
+          <w:tcPr>
+            <w:tcW w:type="dxa" w:w="1440"/>
+          </w:tcPr>
+          <w:p>
+            <w:r/>
+            <w:r>
+              <w:rPr>
+                <w:sz w:val="16"/>
+              </w:rPr>
+              <w:t>0.351</w:t>
+            </w:r>
+          </w:p>
+        </w:tc>
+      </w:tr>
+      <w:tr>
+        <w:tc>
+          <w:tcPr>
+            <w:tcW w:type="dxa" w:w="1440"/>
+          </w:tcPr>
+          <w:p>
+            <w:r/>
+            <w:r>
+              <w:rPr>
+                <w:sz w:val="16"/>
+              </w:rPr>
+              <w:t>okra_alternaria_leaf_spot</w:t>
+            </w:r>
+          </w:p>
+        </w:tc>
+        <w:tc>
+          <w:tcPr>
+            <w:tcW w:type="dxa" w:w="1440"/>
+          </w:tcPr>
+          <w:p>
+            <w:r/>
+            <w:r>
+              <w:rPr>
+                <w:sz w:val="16"/>
+              </w:rPr>
+              <w:t>0.429</w:t>
+            </w:r>
+          </w:p>
+        </w:tc>
+        <w:tc>
+          <w:tcPr>
+            <w:tcW w:type="dxa" w:w="1440"/>
+          </w:tcPr>
+          <w:p>
+            <w:r/>
+            <w:r>
+              <w:rPr>
+                <w:sz w:val="16"/>
+              </w:rPr>
+              <w:t>0.061</w:t>
+            </w:r>
+          </w:p>
+        </w:tc>
+        <w:tc>
+          <w:tcPr>
+            <w:tcW w:type="dxa" w:w="1440"/>
+          </w:tcPr>
+          <w:p>
+            <w:r/>
+            <w:r>
+              <w:rPr>
+                <w:sz w:val="16"/>
+              </w:rPr>
+              <w:t>0.107</w:t>
+            </w:r>
+          </w:p>
+        </w:tc>
+        <w:tc>
+          <w:tcPr>
+            <w:tcW w:type="dxa" w:w="1440"/>
+          </w:tcPr>
+          <w:p>
+            <w:r/>
+            <w:r>
+              <w:rPr>
+                <w:sz w:val="16"/>
+              </w:rPr>
+              <w:t>49</w:t>
+            </w:r>
+          </w:p>
+        </w:tc>
+        <w:tc>
+          <w:tcPr>
+            <w:tcW w:type="dxa" w:w="1440"/>
+          </w:tcPr>
+          <w:p>
+            <w:r/>
+            <w:r>
+              <w:rPr>
+                <w:sz w:val="16"/>
+              </w:rPr>
+              <w:t>0.208</w:t>
+            </w:r>
+          </w:p>
+        </w:tc>
+      </w:tr>
+      <w:tr>
+        <w:tc>
+          <w:tcPr>
+            <w:tcW w:type="dxa" w:w="1440"/>
+          </w:tcPr>
+          <w:p>
+            <w:r/>
+            <w:r>
+              <w:rPr>
+                <w:sz w:val="16"/>
+              </w:rPr>
+              <w:t>okra_cercospora_leaf_spot</w:t>
+            </w:r>
+          </w:p>
+        </w:tc>
+        <w:tc>
+          <w:tcPr>
+            <w:tcW w:type="dxa" w:w="1440"/>
+          </w:tcPr>
+          <w:p>
+            <w:r/>
+            <w:r>
+              <w:rPr>
+                <w:sz w:val="16"/>
+              </w:rPr>
+              <w:t>0.625</w:t>
+            </w:r>
+          </w:p>
+        </w:tc>
+        <w:tc>
+          <w:tcPr>
+            <w:tcW w:type="dxa" w:w="1440"/>
+          </w:tcPr>
+          <w:p>
+            <w:r/>
+            <w:r>
+              <w:rPr>
+                <w:sz w:val="16"/>
+              </w:rPr>
+              <w:t>0.312</w:t>
+            </w:r>
+          </w:p>
+        </w:tc>
+        <w:tc>
+          <w:tcPr>
+            <w:tcW w:type="dxa" w:w="1440"/>
+          </w:tcPr>
+          <w:p>
+            <w:r/>
+            <w:r>
+              <w:rPr>
+                <w:sz w:val="16"/>
+              </w:rPr>
+              <w:t>0.417</w:t>
+            </w:r>
+          </w:p>
+        </w:tc>
+        <w:tc>
+          <w:tcPr>
+            <w:tcW w:type="dxa" w:w="1440"/>
+          </w:tcPr>
+          <w:p>
+            <w:r/>
+            <w:r>
+              <w:rPr>
+                <w:sz w:val="16"/>
+              </w:rPr>
+              <w:t>32</w:t>
+            </w:r>
+          </w:p>
+        </w:tc>
+        <w:tc>
+          <w:tcPr>
+            <w:tcW w:type="dxa" w:w="1440"/>
+          </w:tcPr>
+          <w:p>
+            <w:r/>
+            <w:r>
+              <w:rPr>
+                <w:sz w:val="16"/>
+              </w:rPr>
+              <w:t>0.242</w:t>
+            </w:r>
+          </w:p>
+        </w:tc>
+      </w:tr>
+      <w:tr>
+        <w:tc>
+          <w:tcPr>
+            <w:tcW w:type="dxa" w:w="1440"/>
+          </w:tcPr>
+          <w:p>
+            <w:r/>
+            <w:r>
+              <w:rPr>
+                <w:sz w:val="16"/>
+              </w:rPr>
+              <w:t>okra_downy_mildew</w:t>
+            </w:r>
+          </w:p>
+        </w:tc>
+        <w:tc>
+          <w:tcPr>
+            <w:tcW w:type="dxa" w:w="1440"/>
+          </w:tcPr>
+          <w:p>
+            <w:r/>
+            <w:r>
+              <w:rPr>
+                <w:sz w:val="16"/>
+              </w:rPr>
+              <w:t>0.250</w:t>
+            </w:r>
+          </w:p>
+        </w:tc>
+        <w:tc>
+          <w:tcPr>
+            <w:tcW w:type="dxa" w:w="1440"/>
+          </w:tcPr>
+          <w:p>
+            <w:r/>
+            <w:r>
+              <w:rPr>
+                <w:sz w:val="16"/>
+              </w:rPr>
+              <w:t>0.030</w:t>
+            </w:r>
+          </w:p>
+        </w:tc>
+        <w:tc>
+          <w:tcPr>
+            <w:tcW w:type="dxa" w:w="1440"/>
+          </w:tcPr>
+          <w:p>
+            <w:r/>
+            <w:r>
+              <w:rPr>
+                <w:sz w:val="16"/>
+              </w:rPr>
+              <w:t>0.054</w:t>
+            </w:r>
+          </w:p>
+        </w:tc>
+        <w:tc>
+          <w:tcPr>
+            <w:tcW w:type="dxa" w:w="1440"/>
+          </w:tcPr>
+          <w:p>
+            <w:r/>
+            <w:r>
+              <w:rPr>
+                <w:sz w:val="16"/>
+              </w:rPr>
+              <w:t>33</w:t>
+            </w:r>
+          </w:p>
+        </w:tc>
+        <w:tc>
+          <w:tcPr>
+            <w:tcW w:type="dxa" w:w="1440"/>
+          </w:tcPr>
+          <w:p>
+            <w:r/>
+            <w:r>
+              <w:rPr>
+                <w:sz w:val="16"/>
+              </w:rPr>
+              <w:t>0.237</w:t>
+            </w:r>
+          </w:p>
+        </w:tc>
+      </w:tr>
+      <w:tr>
+        <w:tc>
+          <w:tcPr>
+            <w:tcW w:type="dxa" w:w="1440"/>
+          </w:tcPr>
+          <w:p>
+            <w:r/>
+            <w:r>
+              <w:rPr>
+                <w:sz w:val="16"/>
+              </w:rPr>
+              <w:t>okra_healthy</w:t>
+            </w:r>
+          </w:p>
+        </w:tc>
+        <w:tc>
+          <w:tcPr>
+            <w:tcW w:type="dxa" w:w="1440"/>
+          </w:tcPr>
+          <w:p>
+            <w:r/>
+            <w:r>
+              <w:rPr>
+                <w:sz w:val="16"/>
+              </w:rPr>
+              <w:t>0.368</w:t>
+            </w:r>
+          </w:p>
+        </w:tc>
+        <w:tc>
+          <w:tcPr>
+            <w:tcW w:type="dxa" w:w="1440"/>
+          </w:tcPr>
+          <w:p>
+            <w:r/>
+            <w:r>
+              <w:rPr>
+                <w:sz w:val="16"/>
+              </w:rPr>
+              <w:t>0.149</w:t>
+            </w:r>
+          </w:p>
+        </w:tc>
+        <w:tc>
+          <w:tcPr>
+            <w:tcW w:type="dxa" w:w="1440"/>
+          </w:tcPr>
+          <w:p>
+            <w:r/>
+            <w:r>
+              <w:rPr>
+                <w:sz w:val="16"/>
+              </w:rPr>
+              <w:t>0.212</w:t>
+            </w:r>
+          </w:p>
+        </w:tc>
+        <w:tc>
+          <w:tcPr>
+            <w:tcW w:type="dxa" w:w="1440"/>
+          </w:tcPr>
+          <w:p>
+            <w:r/>
+            <w:r>
+              <w:rPr>
+                <w:sz w:val="16"/>
+              </w:rPr>
+              <w:t>47</w:t>
+            </w:r>
+          </w:p>
+        </w:tc>
+        <w:tc>
+          <w:tcPr>
+            <w:tcW w:type="dxa" w:w="1440"/>
+          </w:tcPr>
+          <w:p>
+            <w:r/>
+            <w:r>
+              <w:rPr>
+                <w:sz w:val="16"/>
+              </w:rPr>
+              <w:t>0.270</w:t>
+            </w:r>
+          </w:p>
+        </w:tc>
+      </w:tr>
+      <w:tr>
+        <w:tc>
+          <w:tcPr>
+            <w:tcW w:type="dxa" w:w="1440"/>
+          </w:tcPr>
+          <w:p>
+            <w:r/>
+            <w:r>
+              <w:rPr>
+                <w:sz w:val="16"/>
+              </w:rPr>
+              <w:t>okra_leaf_curl_virus</w:t>
+            </w:r>
+          </w:p>
+        </w:tc>
+        <w:tc>
+          <w:tcPr>
+            <w:tcW w:type="dxa" w:w="1440"/>
+          </w:tcPr>
+          <w:p>
+            <w:r/>
+            <w:r>
+              <w:rPr>
+                <w:sz w:val="16"/>
+              </w:rPr>
+              <w:t>0.000</w:t>
+            </w:r>
+          </w:p>
+        </w:tc>
+        <w:tc>
+          <w:tcPr>
+            <w:tcW w:type="dxa" w:w="1440"/>
+          </w:tcPr>
+          <w:p>
+            <w:r/>
+            <w:r>
+              <w:rPr>
+                <w:sz w:val="16"/>
+              </w:rPr>
+              <w:t>0.000</w:t>
+            </w:r>
+          </w:p>
+        </w:tc>
+        <w:tc>
+          <w:tcPr>
+            <w:tcW w:type="dxa" w:w="1440"/>
+          </w:tcPr>
+          <w:p>
+            <w:r/>
+            <w:r>
+              <w:rPr>
+                <w:sz w:val="16"/>
+              </w:rPr>
+              <w:t>0.000</w:t>
+            </w:r>
+          </w:p>
+        </w:tc>
+        <w:tc>
+          <w:tcPr>
+            <w:tcW w:type="dxa" w:w="1440"/>
+          </w:tcPr>
+          <w:p>
+            <w:r/>
+            <w:r>
+              <w:rPr>
+                <w:sz w:val="16"/>
+              </w:rPr>
+              <w:t>32</w:t>
+            </w:r>
+          </w:p>
+        </w:tc>
+        <w:tc>
+          <w:tcPr>
+            <w:tcW w:type="dxa" w:w="1440"/>
+          </w:tcPr>
+          <w:p>
+            <w:r/>
+            <w:r>
+              <w:rPr>
+                <w:sz w:val="16"/>
+              </w:rPr>
+              <w:t>0.241</w:t>
+            </w:r>
+          </w:p>
+        </w:tc>
+      </w:tr>
+      <w:tr>
+        <w:tc>
+          <w:tcPr>
+            <w:tcW w:type="dxa" w:w="1440"/>
+          </w:tcPr>
+          <w:p>
+            <w:r/>
+            <w:r>
+              <w:rPr>
+                <w:sz w:val="16"/>
+              </w:rPr>
+              <w:t>okra_phyllosticta_leaf_spot</w:t>
+            </w:r>
+          </w:p>
+        </w:tc>
+        <w:tc>
+          <w:tcPr>
+            <w:tcW w:type="dxa" w:w="1440"/>
+          </w:tcPr>
+          <w:p>
+            <w:r/>
+            <w:r>
+              <w:rPr>
+                <w:sz w:val="16"/>
+              </w:rPr>
+              <w:t>0.375</w:t>
+            </w:r>
+          </w:p>
+        </w:tc>
+        <w:tc>
+          <w:tcPr>
+            <w:tcW w:type="dxa" w:w="1440"/>
+          </w:tcPr>
+          <w:p>
+            <w:r/>
+            <w:r>
+              <w:rPr>
+                <w:sz w:val="16"/>
+              </w:rPr>
+              <w:t>0.088</w:t>
+            </w:r>
+          </w:p>
+        </w:tc>
+        <w:tc>
+          <w:tcPr>
+            <w:tcW w:type="dxa" w:w="1440"/>
+          </w:tcPr>
+          <w:p>
+            <w:r/>
+            <w:r>
+              <w:rPr>
+                <w:sz w:val="16"/>
+              </w:rPr>
+              <w:t>0.143</w:t>
+            </w:r>
+          </w:p>
+        </w:tc>
+        <w:tc>
+          <w:tcPr>
+            <w:tcW w:type="dxa" w:w="1440"/>
+          </w:tcPr>
+          <w:p>
+            <w:r/>
+            <w:r>
+              <w:rPr>
+                <w:sz w:val="16"/>
+              </w:rPr>
+              <w:t>34</w:t>
+            </w:r>
+          </w:p>
+        </w:tc>
+        <w:tc>
+          <w:tcPr>
+            <w:tcW w:type="dxa" w:w="1440"/>
+          </w:tcPr>
+          <w:p>
+            <w:r/>
+            <w:r>
+              <w:rPr>
+                <w:sz w:val="16"/>
+              </w:rPr>
+              <w:t>0.237</w:t>
+            </w:r>
+          </w:p>
+        </w:tc>
+      </w:tr>
+      <w:tr>
+        <w:tc>
+          <w:tcPr>
+            <w:tcW w:type="dxa" w:w="1440"/>
+          </w:tcPr>
+          <w:p>
+            <w:r/>
+            <w:r>
+              <w:rPr>
+                <w:sz w:val="16"/>
+              </w:rPr>
+              <w:t>papaya_anthracnose</w:t>
+            </w:r>
+          </w:p>
+        </w:tc>
+        <w:tc>
+          <w:tcPr>
+            <w:tcW w:type="dxa" w:w="1440"/>
+          </w:tcPr>
+          <w:p>
+            <w:r/>
+            <w:r>
+              <w:rPr>
+                <w:sz w:val="16"/>
+              </w:rPr>
+              <w:t>0.033</w:t>
+            </w:r>
+          </w:p>
+        </w:tc>
+        <w:tc>
+          <w:tcPr>
+            <w:tcW w:type="dxa" w:w="1440"/>
+          </w:tcPr>
+          <w:p>
+            <w:r/>
+            <w:r>
+              <w:rPr>
+                <w:sz w:val="16"/>
+              </w:rPr>
+              <w:t>0.185</w:t>
+            </w:r>
+          </w:p>
+        </w:tc>
+        <w:tc>
+          <w:tcPr>
+            <w:tcW w:type="dxa" w:w="1440"/>
+          </w:tcPr>
+          <w:p>
+            <w:r/>
+            <w:r>
+              <w:rPr>
+                <w:sz w:val="16"/>
+              </w:rPr>
+              <w:t>0.056</w:t>
+            </w:r>
+          </w:p>
+        </w:tc>
+        <w:tc>
+          <w:tcPr>
+            <w:tcW w:type="dxa" w:w="1440"/>
+          </w:tcPr>
+          <w:p>
+            <w:r/>
+            <w:r>
+              <w:rPr>
+                <w:sz w:val="16"/>
+              </w:rPr>
+              <w:t>54</w:t>
+            </w:r>
+          </w:p>
+        </w:tc>
+        <w:tc>
+          <w:tcPr>
+            <w:tcW w:type="dxa" w:w="1440"/>
+          </w:tcPr>
+          <w:p>
+            <w:r/>
+            <w:r>
+              <w:rPr>
+                <w:sz w:val="16"/>
+              </w:rPr>
+              <w:t>0.362</w:t>
+            </w:r>
+          </w:p>
+        </w:tc>
+      </w:tr>
+      <w:tr>
+        <w:tc>
+          <w:tcPr>
+            <w:tcW w:type="dxa" w:w="1440"/>
+          </w:tcPr>
+          <w:p>
+            <w:r/>
+            <w:r>
+              <w:rPr>
+                <w:sz w:val="16"/>
+              </w:rPr>
+              <w:t>papaya_bacterial_spot</w:t>
+            </w:r>
+          </w:p>
+        </w:tc>
+        <w:tc>
+          <w:tcPr>
+            <w:tcW w:type="dxa" w:w="1440"/>
+          </w:tcPr>
+          <w:p>
+            <w:r/>
+            <w:r>
+              <w:rPr>
+                <w:sz w:val="16"/>
+              </w:rPr>
+              <w:t>0.076</w:t>
+            </w:r>
+          </w:p>
+        </w:tc>
+        <w:tc>
+          <w:tcPr>
+            <w:tcW w:type="dxa" w:w="1440"/>
+          </w:tcPr>
+          <w:p>
+            <w:r/>
+            <w:r>
+              <w:rPr>
+                <w:sz w:val="16"/>
+              </w:rPr>
+              <w:t>0.449</w:t>
+            </w:r>
+          </w:p>
+        </w:tc>
+        <w:tc>
+          <w:tcPr>
+            <w:tcW w:type="dxa" w:w="1440"/>
+          </w:tcPr>
+          <w:p>
+            <w:r/>
+            <w:r>
+              <w:rPr>
+                <w:sz w:val="16"/>
+              </w:rPr>
+              <w:t>0.130</w:t>
+            </w:r>
+          </w:p>
+        </w:tc>
+        <w:tc>
+          <w:tcPr>
+            <w:tcW w:type="dxa" w:w="1440"/>
+          </w:tcPr>
+          <w:p>
+            <w:r/>
+            <w:r>
+              <w:rPr>
+                <w:sz w:val="16"/>
+              </w:rPr>
+              <w:t>69</w:t>
+            </w:r>
+          </w:p>
+        </w:tc>
+        <w:tc>
+          <w:tcPr>
+            <w:tcW w:type="dxa" w:w="1440"/>
+          </w:tcPr>
+          <w:p>
+            <w:r/>
+            <w:r>
+              <w:rPr>
+                <w:sz w:val="16"/>
+              </w:rPr>
+              <w:t>0.382</w:t>
+            </w:r>
+          </w:p>
+        </w:tc>
+      </w:tr>
+      <w:tr>
+        <w:tc>
+          <w:tcPr>
+            <w:tcW w:type="dxa" w:w="1440"/>
+          </w:tcPr>
+          <w:p>
+            <w:r/>
+            <w:r>
+              <w:rPr>
+                <w:sz w:val="16"/>
+              </w:rPr>
+              <w:t>papaya_curl</w:t>
+            </w:r>
+          </w:p>
+        </w:tc>
+        <w:tc>
+          <w:tcPr>
+            <w:tcW w:type="dxa" w:w="1440"/>
+          </w:tcPr>
+          <w:p>
+            <w:r/>
+            <w:r>
+              <w:rPr>
+                <w:sz w:val="16"/>
+              </w:rPr>
+              <w:t>0.113</w:t>
+            </w:r>
+          </w:p>
+        </w:tc>
+        <w:tc>
+          <w:tcPr>
+            <w:tcW w:type="dxa" w:w="1440"/>
+          </w:tcPr>
+          <w:p>
+            <w:r/>
+            <w:r>
+              <w:rPr>
+                <w:sz w:val="16"/>
+              </w:rPr>
+              <w:t>0.250</w:t>
+            </w:r>
+          </w:p>
+        </w:tc>
+        <w:tc>
+          <w:tcPr>
+            <w:tcW w:type="dxa" w:w="1440"/>
+          </w:tcPr>
+          <w:p>
+            <w:r/>
+            <w:r>
+              <w:rPr>
+                <w:sz w:val="16"/>
+              </w:rPr>
+              <w:t>0.155</w:t>
+            </w:r>
+          </w:p>
+        </w:tc>
+        <w:tc>
+          <w:tcPr>
+            <w:tcW w:type="dxa" w:w="1440"/>
+          </w:tcPr>
+          <w:p>
+            <w:r/>
+            <w:r>
+              <w:rPr>
+                <w:sz w:val="16"/>
+              </w:rPr>
+              <w:t>88</w:t>
+            </w:r>
+          </w:p>
+        </w:tc>
+        <w:tc>
+          <w:tcPr>
+            <w:tcW w:type="dxa" w:w="1440"/>
+          </w:tcPr>
+          <w:p>
+            <w:r/>
+            <w:r>
+              <w:rPr>
+                <w:sz w:val="16"/>
+              </w:rPr>
+              <w:t>0.415</w:t>
+            </w:r>
+          </w:p>
+        </w:tc>
+      </w:tr>
+      <w:tr>
+        <w:tc>
+          <w:tcPr>
+            <w:tcW w:type="dxa" w:w="1440"/>
+          </w:tcPr>
+          <w:p>
+            <w:r/>
+            <w:r>
+              <w:rPr>
+                <w:sz w:val="16"/>
+              </w:rPr>
+              <w:t>papaya_healthy</w:t>
+            </w:r>
+          </w:p>
+        </w:tc>
+        <w:tc>
+          <w:tcPr>
+            <w:tcW w:type="dxa" w:w="1440"/>
+          </w:tcPr>
+          <w:p>
+            <w:r/>
+            <w:r>
+              <w:rPr>
+                <w:sz w:val="16"/>
+              </w:rPr>
+              <w:t>0.065</w:t>
+            </w:r>
+          </w:p>
+        </w:tc>
+        <w:tc>
+          <w:tcPr>
+            <w:tcW w:type="dxa" w:w="1440"/>
+          </w:tcPr>
+          <w:p>
+            <w:r/>
+            <w:r>
+              <w:rPr>
+                <w:sz w:val="16"/>
+              </w:rPr>
+              <w:t>0.514</w:t>
+            </w:r>
+          </w:p>
+        </w:tc>
+        <w:tc>
+          <w:tcPr>
+            <w:tcW w:type="dxa" w:w="1440"/>
+          </w:tcPr>
+          <w:p>
+            <w:r/>
+            <w:r>
+              <w:rPr>
+                <w:sz w:val="16"/>
+              </w:rPr>
+              <w:t>0.115</w:t>
+            </w:r>
+          </w:p>
+        </w:tc>
+        <w:tc>
+          <w:tcPr>
+            <w:tcW w:type="dxa" w:w="1440"/>
+          </w:tcPr>
+          <w:p>
+            <w:r/>
+            <w:r>
+              <w:rPr>
+                <w:sz w:val="16"/>
+              </w:rPr>
+              <w:t>35</w:t>
+            </w:r>
+          </w:p>
+        </w:tc>
+        <w:tc>
+          <w:tcPr>
+            <w:tcW w:type="dxa" w:w="1440"/>
+          </w:tcPr>
+          <w:p>
+            <w:r/>
+            <w:r>
+              <w:rPr>
+                <w:sz w:val="16"/>
+              </w:rPr>
+              <w:t>0.363</w:t>
+            </w:r>
+          </w:p>
+        </w:tc>
+      </w:tr>
+      <w:tr>
+        <w:tc>
+          <w:tcPr>
+            <w:tcW w:type="dxa" w:w="1440"/>
+          </w:tcPr>
+          <w:p>
+            <w:r/>
+            <w:r>
+              <w:rPr>
+                <w:sz w:val="16"/>
+              </w:rPr>
+              <w:t>papaya_ring_spot</w:t>
+            </w:r>
+          </w:p>
+        </w:tc>
+        <w:tc>
+          <w:tcPr>
+            <w:tcW w:type="dxa" w:w="1440"/>
+          </w:tcPr>
+          <w:p>
+            <w:r/>
+            <w:r>
+              <w:rPr>
+                <w:sz w:val="16"/>
+              </w:rPr>
+              <w:t>0.090</w:t>
+            </w:r>
+          </w:p>
+        </w:tc>
+        <w:tc>
+          <w:tcPr>
+            <w:tcW w:type="dxa" w:w="1440"/>
+          </w:tcPr>
+          <w:p>
+            <w:r/>
+            <w:r>
+              <w:rPr>
+                <w:sz w:val="16"/>
+              </w:rPr>
+              <w:t>0.212</w:t>
+            </w:r>
+          </w:p>
+        </w:tc>
+        <w:tc>
+          <w:tcPr>
+            <w:tcW w:type="dxa" w:w="1440"/>
+          </w:tcPr>
+          <w:p>
+            <w:r/>
+            <w:r>
+              <w:rPr>
+                <w:sz w:val="16"/>
+              </w:rPr>
+              <w:t>0.127</w:t>
+            </w:r>
+          </w:p>
+        </w:tc>
+        <w:tc>
+          <w:tcPr>
+            <w:tcW w:type="dxa" w:w="1440"/>
+          </w:tcPr>
+          <w:p>
+            <w:r/>
+            <w:r>
+              <w:rPr>
+                <w:sz w:val="16"/>
+              </w:rPr>
+              <w:t>80</w:t>
+            </w:r>
+          </w:p>
+        </w:tc>
+        <w:tc>
+          <w:tcPr>
+            <w:tcW w:type="dxa" w:w="1440"/>
+          </w:tcPr>
+          <w:p>
+            <w:r/>
+            <w:r>
+              <w:rPr>
+                <w:sz w:val="16"/>
+              </w:rPr>
+              <w:t>0.373</w:t>
+            </w:r>
+          </w:p>
+        </w:tc>
+      </w:tr>
+      <w:tr>
+        <w:tc>
+          <w:tcPr>
+            <w:tcW w:type="dxa" w:w="1440"/>
+          </w:tcPr>
+          <w:p>
+            <w:r/>
+            <w:r>
+              <w:rPr>
+                <w:sz w:val="16"/>
+              </w:rPr>
+              <w:t>potato_early_blight</w:t>
+            </w:r>
+          </w:p>
+        </w:tc>
+        <w:tc>
+          <w:tcPr>
+            <w:tcW w:type="dxa" w:w="1440"/>
+          </w:tcPr>
+          <w:p>
+            <w:r/>
+            <w:r>
+              <w:rPr>
+                <w:sz w:val="16"/>
+              </w:rPr>
+              <w:t>0.660</w:t>
+            </w:r>
+          </w:p>
+        </w:tc>
+        <w:tc>
+          <w:tcPr>
+            <w:tcW w:type="dxa" w:w="1440"/>
+          </w:tcPr>
+          <w:p>
+            <w:r/>
+            <w:r>
+              <w:rPr>
+                <w:sz w:val="16"/>
+              </w:rPr>
+              <w:t>0.316</w:t>
+            </w:r>
+          </w:p>
+        </w:tc>
+        <w:tc>
+          <w:tcPr>
+            <w:tcW w:type="dxa" w:w="1440"/>
+          </w:tcPr>
+          <w:p>
+            <w:r/>
+            <w:r>
+              <w:rPr>
+                <w:sz w:val="16"/>
+              </w:rPr>
+              <w:t>0.427</w:t>
+            </w:r>
+          </w:p>
+        </w:tc>
+        <w:tc>
+          <w:tcPr>
+            <w:tcW w:type="dxa" w:w="1440"/>
+          </w:tcPr>
+          <w:p>
+            <w:r/>
+            <w:r>
+              <w:rPr>
+                <w:sz w:val="16"/>
+              </w:rPr>
+              <w:t>450</w:t>
+            </w:r>
+          </w:p>
+        </w:tc>
+        <w:tc>
+          <w:tcPr>
+            <w:tcW w:type="dxa" w:w="1440"/>
+          </w:tcPr>
+          <w:p>
+            <w:r/>
+            <w:r>
+              <w:rPr>
+                <w:sz w:val="16"/>
+              </w:rPr>
+              <w:t>0.424</w:t>
+            </w:r>
+          </w:p>
+        </w:tc>
+      </w:tr>
+      <w:tr>
+        <w:tc>
+          <w:tcPr>
+            <w:tcW w:type="dxa" w:w="1440"/>
+          </w:tcPr>
+          <w:p>
+            <w:r/>
+            <w:r>
+              <w:rPr>
+                <w:sz w:val="16"/>
+              </w:rPr>
+              <w:t>potato_healthy</w:t>
+            </w:r>
+          </w:p>
+        </w:tc>
+        <w:tc>
+          <w:tcPr>
+            <w:tcW w:type="dxa" w:w="1440"/>
+          </w:tcPr>
+          <w:p>
+            <w:r/>
+            <w:r>
+              <w:rPr>
+                <w:sz w:val="16"/>
+              </w:rPr>
+              <w:t>0.087</w:t>
+            </w:r>
+          </w:p>
+        </w:tc>
+        <w:tc>
+          <w:tcPr>
+            <w:tcW w:type="dxa" w:w="1440"/>
+          </w:tcPr>
+          <w:p>
+            <w:r/>
+            <w:r>
+              <w:rPr>
+                <w:sz w:val="16"/>
+              </w:rPr>
+              <w:t>0.522</w:t>
+            </w:r>
+          </w:p>
+        </w:tc>
+        <w:tc>
+          <w:tcPr>
+            <w:tcW w:type="dxa" w:w="1440"/>
+          </w:tcPr>
+          <w:p>
+            <w:r/>
+            <w:r>
+              <w:rPr>
+                <w:sz w:val="16"/>
+              </w:rPr>
+              <w:t>0.148</w:t>
+            </w:r>
+          </w:p>
+        </w:tc>
+        <w:tc>
+          <w:tcPr>
+            <w:tcW w:type="dxa" w:w="1440"/>
+          </w:tcPr>
+          <w:p>
+            <w:r/>
+            <w:r>
+              <w:rPr>
+                <w:sz w:val="16"/>
+              </w:rPr>
+              <w:t>69</w:t>
+            </w:r>
+          </w:p>
+        </w:tc>
+        <w:tc>
+          <w:tcPr>
+            <w:tcW w:type="dxa" w:w="1440"/>
+          </w:tcPr>
+          <w:p>
+            <w:r/>
+            <w:r>
+              <w:rPr>
+                <w:sz w:val="16"/>
+              </w:rPr>
+              <w:t>0.471</w:t>
+            </w:r>
+          </w:p>
+        </w:tc>
+      </w:tr>
+      <w:tr>
+        <w:tc>
+          <w:tcPr>
+            <w:tcW w:type="dxa" w:w="1440"/>
+          </w:tcPr>
+          <w:p>
+            <w:r/>
+            <w:r>
+              <w:rPr>
+                <w:sz w:val="16"/>
+              </w:rPr>
+              <w:t>potato_late_blight</w:t>
+            </w:r>
+          </w:p>
+        </w:tc>
+        <w:tc>
+          <w:tcPr>
+            <w:tcW w:type="dxa" w:w="1440"/>
+          </w:tcPr>
+          <w:p>
+            <w:r/>
+            <w:r>
+              <w:rPr>
+                <w:sz w:val="16"/>
+              </w:rPr>
+              <w:t>0.383</w:t>
+            </w:r>
+          </w:p>
+        </w:tc>
+        <w:tc>
+          <w:tcPr>
+            <w:tcW w:type="dxa" w:w="1440"/>
+          </w:tcPr>
+          <w:p>
+            <w:r/>
+            <w:r>
+              <w:rPr>
+                <w:sz w:val="16"/>
+              </w:rPr>
+              <w:t>0.298</w:t>
+            </w:r>
+          </w:p>
+        </w:tc>
+        <w:tc>
+          <w:tcPr>
+            <w:tcW w:type="dxa" w:w="1440"/>
+          </w:tcPr>
+          <w:p>
+            <w:r/>
+            <w:r>
+              <w:rPr>
+                <w:sz w:val="16"/>
+              </w:rPr>
+              <w:t>0.335</w:t>
+            </w:r>
+          </w:p>
+        </w:tc>
+        <w:tc>
+          <w:tcPr>
+            <w:tcW w:type="dxa" w:w="1440"/>
+          </w:tcPr>
+          <w:p>
+            <w:r/>
+            <w:r>
+              <w:rPr>
+                <w:sz w:val="16"/>
+              </w:rPr>
+              <w:t>450</w:t>
+            </w:r>
+          </w:p>
+        </w:tc>
+        <w:tc>
+          <w:tcPr>
+            <w:tcW w:type="dxa" w:w="1440"/>
+          </w:tcPr>
+          <w:p>
+            <w:r/>
+            <w:r>
+              <w:rPr>
+                <w:sz w:val="16"/>
+              </w:rPr>
+              <w:t>0.358</w:t>
+            </w:r>
+          </w:p>
+        </w:tc>
+      </w:tr>
+      <w:tr>
+        <w:tc>
+          <w:tcPr>
+            <w:tcW w:type="dxa" w:w="1440"/>
+          </w:tcPr>
+          <w:p>
+            <w:r/>
+            <w:r>
+              <w:rPr>
+                <w:sz w:val="16"/>
+              </w:rPr>
+              <w:t>rice_bacterial_leaf_blight</w:t>
+            </w:r>
+          </w:p>
+        </w:tc>
+        <w:tc>
+          <w:tcPr>
+            <w:tcW w:type="dxa" w:w="1440"/>
+          </w:tcPr>
+          <w:p>
+            <w:r/>
+            <w:r>
+              <w:rPr>
+                <w:sz w:val="16"/>
+              </w:rPr>
+              <w:t>0.584</w:t>
+            </w:r>
+          </w:p>
+        </w:tc>
+        <w:tc>
+          <w:tcPr>
+            <w:tcW w:type="dxa" w:w="1440"/>
+          </w:tcPr>
+          <w:p>
+            <w:r/>
+            <w:r>
+              <w:rPr>
+                <w:sz w:val="16"/>
+              </w:rPr>
+              <w:t>0.382</w:t>
+            </w:r>
+          </w:p>
+        </w:tc>
+        <w:tc>
+          <w:tcPr>
+            <w:tcW w:type="dxa" w:w="1440"/>
+          </w:tcPr>
+          <w:p>
+            <w:r/>
+            <w:r>
+              <w:rPr>
+                <w:sz w:val="16"/>
+              </w:rPr>
+              <w:t>0.462</w:t>
+            </w:r>
+          </w:p>
+        </w:tc>
+        <w:tc>
+          <w:tcPr>
+            <w:tcW w:type="dxa" w:w="1440"/>
+          </w:tcPr>
+          <w:p>
+            <w:r/>
+            <w:r>
+              <w:rPr>
+                <w:sz w:val="16"/>
+              </w:rPr>
+              <w:t>301</w:t>
+            </w:r>
+          </w:p>
+        </w:tc>
+        <w:tc>
+          <w:tcPr>
+            <w:tcW w:type="dxa" w:w="1440"/>
+          </w:tcPr>
+          <w:p>
+            <w:r/>
+            <w:r>
+              <w:rPr>
+                <w:sz w:val="16"/>
+              </w:rPr>
+              <w:t>0.395</w:t>
+            </w:r>
+          </w:p>
+        </w:tc>
+      </w:tr>
+      <w:tr>
+        <w:tc>
+          <w:tcPr>
+            <w:tcW w:type="dxa" w:w="1440"/>
+          </w:tcPr>
+          <w:p>
+            <w:r/>
+            <w:r>
+              <w:rPr>
+                <w:sz w:val="16"/>
+              </w:rPr>
+              <w:t>rice_blast</w:t>
+            </w:r>
+          </w:p>
+        </w:tc>
+        <w:tc>
+          <w:tcPr>
+            <w:tcW w:type="dxa" w:w="1440"/>
+          </w:tcPr>
+          <w:p>
+            <w:r/>
+            <w:r>
+              <w:rPr>
+                <w:sz w:val="16"/>
+              </w:rPr>
+              <w:t>0.261</w:t>
+            </w:r>
+          </w:p>
+        </w:tc>
+        <w:tc>
+          <w:tcPr>
+            <w:tcW w:type="dxa" w:w="1440"/>
+          </w:tcPr>
+          <w:p>
+            <w:r/>
+            <w:r>
+              <w:rPr>
+                <w:sz w:val="16"/>
+              </w:rPr>
+              <w:t>0.250</w:t>
+            </w:r>
+          </w:p>
+        </w:tc>
+        <w:tc>
+          <w:tcPr>
+            <w:tcW w:type="dxa" w:w="1440"/>
+          </w:tcPr>
+          <w:p>
+            <w:r/>
+            <w:r>
+              <w:rPr>
+                <w:sz w:val="16"/>
+              </w:rPr>
+              <w:t>0.255</w:t>
+            </w:r>
+          </w:p>
+        </w:tc>
+        <w:tc>
+          <w:tcPr>
+            <w:tcW w:type="dxa" w:w="1440"/>
+          </w:tcPr>
+          <w:p>
+            <w:r/>
+            <w:r>
+              <w:rPr>
+                <w:sz w:val="16"/>
+              </w:rPr>
+              <w:t>216</w:t>
+            </w:r>
+          </w:p>
+        </w:tc>
+        <w:tc>
+          <w:tcPr>
+            <w:tcW w:type="dxa" w:w="1440"/>
+          </w:tcPr>
+          <w:p>
+            <w:r/>
+            <w:r>
+              <w:rPr>
+                <w:sz w:val="16"/>
+              </w:rPr>
+              <w:t>0.342</w:t>
+            </w:r>
+          </w:p>
+        </w:tc>
+      </w:tr>
+      <w:tr>
+        <w:tc>
+          <w:tcPr>
+            <w:tcW w:type="dxa" w:w="1440"/>
+          </w:tcPr>
+          <w:p>
+            <w:r/>
+            <w:r>
+              <w:rPr>
+                <w:sz w:val="16"/>
+              </w:rPr>
+              <w:t>rice_brown_spot</w:t>
+            </w:r>
+          </w:p>
+        </w:tc>
+        <w:tc>
+          <w:tcPr>
+            <w:tcW w:type="dxa" w:w="1440"/>
+          </w:tcPr>
+          <w:p>
+            <w:r/>
+            <w:r>
+              <w:rPr>
+                <w:sz w:val="16"/>
+              </w:rPr>
+              <w:t>0.342</w:t>
+            </w:r>
+          </w:p>
+        </w:tc>
+        <w:tc>
+          <w:tcPr>
+            <w:tcW w:type="dxa" w:w="1440"/>
+          </w:tcPr>
+          <w:p>
+            <w:r/>
+            <w:r>
+              <w:rPr>
+                <w:sz w:val="16"/>
+              </w:rPr>
+              <w:t>0.044</w:t>
+            </w:r>
+          </w:p>
+        </w:tc>
+        <w:tc>
+          <w:tcPr>
+            <w:tcW w:type="dxa" w:w="1440"/>
+          </w:tcPr>
+          <w:p>
+            <w:r/>
+            <w:r>
+              <w:rPr>
+                <w:sz w:val="16"/>
+              </w:rPr>
+              <w:t>0.078</w:t>
+            </w:r>
+          </w:p>
+        </w:tc>
+        <w:tc>
+          <w:tcPr>
+            <w:tcW w:type="dxa" w:w="1440"/>
+          </w:tcPr>
+          <w:p>
+            <w:r/>
+            <w:r>
+              <w:rPr>
+                <w:sz w:val="16"/>
+              </w:rPr>
+              <w:t>294</w:t>
+            </w:r>
+          </w:p>
+        </w:tc>
+        <w:tc>
+          <w:tcPr>
+            <w:tcW w:type="dxa" w:w="1440"/>
+          </w:tcPr>
+          <w:p>
+            <w:r/>
+            <w:r>
+              <w:rPr>
+                <w:sz w:val="16"/>
+              </w:rPr>
+              <w:t>0.400</w:t>
+            </w:r>
+          </w:p>
+        </w:tc>
+      </w:tr>
+      <w:tr>
+        <w:tc>
+          <w:tcPr>
+            <w:tcW w:type="dxa" w:w="1440"/>
+          </w:tcPr>
+          <w:p>
+            <w:r/>
+            <w:r>
+              <w:rPr>
+                <w:sz w:val="16"/>
+              </w:rPr>
+              <w:t>rice_healthy</w:t>
+            </w:r>
+          </w:p>
+        </w:tc>
+        <w:tc>
+          <w:tcPr>
+            <w:tcW w:type="dxa" w:w="1440"/>
+          </w:tcPr>
+          <w:p>
+            <w:r/>
+            <w:r>
+              <w:rPr>
+                <w:sz w:val="16"/>
+              </w:rPr>
+              <w:t>0.168</w:t>
+            </w:r>
+          </w:p>
+        </w:tc>
+        <w:tc>
+          <w:tcPr>
+            <w:tcW w:type="dxa" w:w="1440"/>
+          </w:tcPr>
+          <w:p>
+            <w:r/>
+            <w:r>
+              <w:rPr>
+                <w:sz w:val="16"/>
+              </w:rPr>
+              <w:t>0.921</w:t>
+            </w:r>
+          </w:p>
+        </w:tc>
+        <w:tc>
+          <w:tcPr>
+            <w:tcW w:type="dxa" w:w="1440"/>
+          </w:tcPr>
+          <w:p>
+            <w:r/>
+            <w:r>
+              <w:rPr>
+                <w:sz w:val="16"/>
+              </w:rPr>
+              <w:t>0.285</w:t>
+            </w:r>
+          </w:p>
+        </w:tc>
+        <w:tc>
+          <w:tcPr>
+            <w:tcW w:type="dxa" w:w="1440"/>
+          </w:tcPr>
+          <w:p>
+            <w:r/>
+            <w:r>
+              <w:rPr>
+                <w:sz w:val="16"/>
+              </w:rPr>
+              <w:t>38</w:t>
+            </w:r>
+          </w:p>
+        </w:tc>
+        <w:tc>
+          <w:tcPr>
+            <w:tcW w:type="dxa" w:w="1440"/>
+          </w:tcPr>
+          <w:p>
+            <w:r/>
+            <w:r>
+              <w:rPr>
+                <w:sz w:val="16"/>
+              </w:rPr>
+              <w:t>0.722</w:t>
+            </w:r>
+          </w:p>
+        </w:tc>
+      </w:tr>
+      <w:tr>
+        <w:tc>
+          <w:tcPr>
+            <w:tcW w:type="dxa" w:w="1440"/>
+          </w:tcPr>
+          <w:p>
+            <w:r/>
+            <w:r>
+              <w:rPr>
+                <w:sz w:val="16"/>
+              </w:rPr>
+              <w:t>rice_tungro</w:t>
+            </w:r>
+          </w:p>
+        </w:tc>
+        <w:tc>
+          <w:tcPr>
+            <w:tcW w:type="dxa" w:w="1440"/>
+          </w:tcPr>
+          <w:p>
+            <w:r/>
+            <w:r>
+              <w:rPr>
+                <w:sz w:val="16"/>
+              </w:rPr>
+              <w:t>0.533</w:t>
+            </w:r>
+          </w:p>
+        </w:tc>
+        <w:tc>
+          <w:tcPr>
+            <w:tcW w:type="dxa" w:w="1440"/>
+          </w:tcPr>
+          <w:p>
+            <w:r/>
+            <w:r>
+              <w:rPr>
+                <w:sz w:val="16"/>
+              </w:rPr>
+              <w:t>0.058</w:t>
+            </w:r>
+          </w:p>
+        </w:tc>
+        <w:tc>
+          <w:tcPr>
+            <w:tcW w:type="dxa" w:w="1440"/>
+          </w:tcPr>
+          <w:p>
+            <w:r/>
+            <w:r>
+              <w:rPr>
+                <w:sz w:val="16"/>
+              </w:rPr>
+              <w:t>0.105</w:t>
+            </w:r>
+          </w:p>
+        </w:tc>
+        <w:tc>
+          <w:tcPr>
+            <w:tcW w:type="dxa" w:w="1440"/>
+          </w:tcPr>
+          <w:p>
+            <w:r/>
+            <w:r>
+              <w:rPr>
+                <w:sz w:val="16"/>
+              </w:rPr>
+              <w:t>276</w:t>
+            </w:r>
+          </w:p>
+        </w:tc>
+        <w:tc>
+          <w:tcPr>
+            <w:tcW w:type="dxa" w:w="1440"/>
+          </w:tcPr>
+          <w:p>
+            <w:r/>
+            <w:r>
+              <w:rPr>
+                <w:sz w:val="16"/>
+              </w:rPr>
+              <w:t>0.299</w:t>
+            </w:r>
+          </w:p>
+        </w:tc>
+      </w:tr>
+      <w:tr>
+        <w:tc>
+          <w:tcPr>
+            <w:tcW w:type="dxa" w:w="1440"/>
+          </w:tcPr>
+          <w:p>
+            <w:r/>
+            <w:r>
+              <w:rPr>
+                <w:sz w:val="16"/>
+              </w:rPr>
+              <w:t>tomato_bacterial_spot</w:t>
+            </w:r>
+          </w:p>
+        </w:tc>
+        <w:tc>
+          <w:tcPr>
+            <w:tcW w:type="dxa" w:w="1440"/>
+          </w:tcPr>
+          <w:p>
+            <w:r/>
+            <w:r>
+              <w:rPr>
+                <w:sz w:val="16"/>
+              </w:rPr>
+              <w:t>0.820</w:t>
+            </w:r>
+          </w:p>
+        </w:tc>
+        <w:tc>
+          <w:tcPr>
+            <w:tcW w:type="dxa" w:w="1440"/>
+          </w:tcPr>
+          <w:p>
+            <w:r/>
+            <w:r>
+              <w:rPr>
+                <w:sz w:val="16"/>
+              </w:rPr>
+              <w:t>0.147</w:t>
+            </w:r>
+          </w:p>
+        </w:tc>
+        <w:tc>
+          <w:tcPr>
+            <w:tcW w:type="dxa" w:w="1440"/>
+          </w:tcPr>
+          <w:p>
+            <w:r/>
+            <w:r>
+              <w:rPr>
+                <w:sz w:val="16"/>
+              </w:rPr>
+              <w:t>0.250</w:t>
+            </w:r>
+          </w:p>
+        </w:tc>
+        <w:tc>
+          <w:tcPr>
+            <w:tcW w:type="dxa" w:w="1440"/>
+          </w:tcPr>
+          <w:p>
+            <w:r/>
+            <w:r>
+              <w:rPr>
+                <w:sz w:val="16"/>
+              </w:rPr>
+              <w:t>958</w:t>
+            </w:r>
+          </w:p>
+        </w:tc>
+        <w:tc>
+          <w:tcPr>
+            <w:tcW w:type="dxa" w:w="1440"/>
+          </w:tcPr>
+          <w:p>
+            <w:r/>
+            <w:r>
+              <w:rPr>
+                <w:sz w:val="16"/>
+              </w:rPr>
+              <w:t>0.268</w:t>
+            </w:r>
+          </w:p>
+        </w:tc>
+      </w:tr>
+      <w:tr>
+        <w:tc>
+          <w:tcPr>
+            <w:tcW w:type="dxa" w:w="1440"/>
+          </w:tcPr>
+          <w:p>
+            <w:r/>
+            <w:r>
+              <w:rPr>
+                <w:sz w:val="16"/>
+              </w:rPr>
+              <w:t>tomato_early_blight</w:t>
+            </w:r>
+          </w:p>
+        </w:tc>
+        <w:tc>
+          <w:tcPr>
+            <w:tcW w:type="dxa" w:w="1440"/>
+          </w:tcPr>
+          <w:p>
+            <w:r/>
+            <w:r>
+              <w:rPr>
+                <w:sz w:val="16"/>
+              </w:rPr>
+              <w:t>0.247</w:t>
+            </w:r>
+          </w:p>
+        </w:tc>
+        <w:tc>
+          <w:tcPr>
+            <w:tcW w:type="dxa" w:w="1440"/>
+          </w:tcPr>
+          <w:p>
+            <w:r/>
+            <w:r>
+              <w:rPr>
+                <w:sz w:val="16"/>
+              </w:rPr>
+              <w:t>0.162</w:t>
+            </w:r>
+          </w:p>
+        </w:tc>
+        <w:tc>
+          <w:tcPr>
+            <w:tcW w:type="dxa" w:w="1440"/>
+          </w:tcPr>
+          <w:p>
+            <w:r/>
+            <w:r>
+              <w:rPr>
+                <w:sz w:val="16"/>
+              </w:rPr>
+              <w:t>0.196</w:t>
+            </w:r>
+          </w:p>
+        </w:tc>
+        <w:tc>
+          <w:tcPr>
+            <w:tcW w:type="dxa" w:w="1440"/>
+          </w:tcPr>
+          <w:p>
+            <w:r/>
+            <w:r>
+              <w:rPr>
+                <w:sz w:val="16"/>
+              </w:rPr>
+              <w:t>450</w:t>
+            </w:r>
+          </w:p>
+        </w:tc>
+        <w:tc>
+          <w:tcPr>
+            <w:tcW w:type="dxa" w:w="1440"/>
+          </w:tcPr>
+          <w:p>
+            <w:r/>
+            <w:r>
+              <w:rPr>
+                <w:sz w:val="16"/>
+              </w:rPr>
+              <w:t>0.332</w:t>
+            </w:r>
+          </w:p>
+        </w:tc>
+      </w:tr>
+      <w:tr>
+        <w:tc>
+          <w:tcPr>
+            <w:tcW w:type="dxa" w:w="1440"/>
+          </w:tcPr>
+          <w:p>
+            <w:r/>
+            <w:r>
+              <w:rPr>
+                <w:sz w:val="16"/>
+              </w:rPr>
+              <w:t>tomato_healthy</w:t>
+            </w:r>
+          </w:p>
+        </w:tc>
+        <w:tc>
+          <w:tcPr>
+            <w:tcW w:type="dxa" w:w="1440"/>
+          </w:tcPr>
+          <w:p>
+            <w:r/>
+            <w:r>
+              <w:rPr>
+                <w:sz w:val="16"/>
+              </w:rPr>
+              <w:t>0.438</w:t>
+            </w:r>
+          </w:p>
+        </w:tc>
+        <w:tc>
+          <w:tcPr>
+            <w:tcW w:type="dxa" w:w="1440"/>
+          </w:tcPr>
+          <w:p>
+            <w:r/>
+            <w:r>
+              <w:rPr>
+                <w:sz w:val="16"/>
+              </w:rPr>
+              <w:t>0.641</w:t>
+            </w:r>
+          </w:p>
+        </w:tc>
+        <w:tc>
+          <w:tcPr>
+            <w:tcW w:type="dxa" w:w="1440"/>
+          </w:tcPr>
+          <w:p>
+            <w:r/>
+            <w:r>
+              <w:rPr>
+                <w:sz w:val="16"/>
+              </w:rPr>
+              <w:t>0.521</w:t>
+            </w:r>
+          </w:p>
+        </w:tc>
+        <w:tc>
+          <w:tcPr>
+            <w:tcW w:type="dxa" w:w="1440"/>
+          </w:tcPr>
+          <w:p>
+            <w:r/>
+            <w:r>
+              <w:rPr>
+                <w:sz w:val="16"/>
+              </w:rPr>
+              <w:t>716</w:t>
+            </w:r>
+          </w:p>
+        </w:tc>
+        <w:tc>
+          <w:tcPr>
+            <w:tcW w:type="dxa" w:w="1440"/>
+          </w:tcPr>
+          <w:p>
+            <w:r/>
+            <w:r>
+              <w:rPr>
+                <w:sz w:val="16"/>
+              </w:rPr>
+              <w:t>0.583</w:t>
+            </w:r>
+          </w:p>
+        </w:tc>
+      </w:tr>
+      <w:tr>
+        <w:tc>
+          <w:tcPr>
+            <w:tcW w:type="dxa" w:w="1440"/>
+          </w:tcPr>
+          <w:p>
+            <w:r/>
+            <w:r>
+              <w:rPr>
+                <w:sz w:val="16"/>
+              </w:rPr>
+              <w:t>tomato_late_blight</w:t>
+            </w:r>
+          </w:p>
+        </w:tc>
+        <w:tc>
+          <w:tcPr>
+            <w:tcW w:type="dxa" w:w="1440"/>
+          </w:tcPr>
+          <w:p>
+            <w:r/>
+            <w:r>
+              <w:rPr>
+                <w:sz w:val="16"/>
+              </w:rPr>
+              <w:t>0.496</w:t>
+            </w:r>
+          </w:p>
+        </w:tc>
+        <w:tc>
+          <w:tcPr>
+            <w:tcW w:type="dxa" w:w="1440"/>
+          </w:tcPr>
+          <w:p>
+            <w:r/>
+            <w:r>
+              <w:rPr>
+                <w:sz w:val="16"/>
+              </w:rPr>
+              <w:t>0.465</w:t>
+            </w:r>
+          </w:p>
+        </w:tc>
+        <w:tc>
+          <w:tcPr>
+            <w:tcW w:type="dxa" w:w="1440"/>
+          </w:tcPr>
+          <w:p>
+            <w:r/>
+            <w:r>
+              <w:rPr>
+                <w:sz w:val="16"/>
+              </w:rPr>
+              <w:t>0.480</w:t>
+            </w:r>
+          </w:p>
+        </w:tc>
+        <w:tc>
+          <w:tcPr>
+            <w:tcW w:type="dxa" w:w="1440"/>
+          </w:tcPr>
+          <w:p>
+            <w:r/>
+            <w:r>
+              <w:rPr>
+                <w:sz w:val="16"/>
+              </w:rPr>
+              <w:t>860</w:t>
+            </w:r>
+          </w:p>
+        </w:tc>
+        <w:tc>
+          <w:tcPr>
+            <w:tcW w:type="dxa" w:w="1440"/>
+          </w:tcPr>
+          <w:p>
+            <w:r/>
+            <w:r>
+              <w:rPr>
+                <w:sz w:val="16"/>
+              </w:rPr>
+              <w:t>0.386</w:t>
+            </w:r>
+          </w:p>
+        </w:tc>
+      </w:tr>
+      <w:tr>
+        <w:tc>
+          <w:tcPr>
+            <w:tcW w:type="dxa" w:w="1440"/>
+          </w:tcPr>
+          <w:p>
+            <w:r/>
+            <w:r>
+              <w:rPr>
+                <w:sz w:val="16"/>
+              </w:rPr>
+              <w:t>tomato_leaf_mold</w:t>
+            </w:r>
+          </w:p>
+        </w:tc>
+        <w:tc>
+          <w:tcPr>
+            <w:tcW w:type="dxa" w:w="1440"/>
+          </w:tcPr>
+          <w:p>
+            <w:r/>
+            <w:r>
+              <w:rPr>
+                <w:sz w:val="16"/>
+              </w:rPr>
+              <w:t>0.279</w:t>
+            </w:r>
+          </w:p>
+        </w:tc>
+        <w:tc>
+          <w:tcPr>
+            <w:tcW w:type="dxa" w:w="1440"/>
+          </w:tcPr>
+          <w:p>
+            <w:r/>
+            <w:r>
+              <w:rPr>
+                <w:sz w:val="16"/>
+              </w:rPr>
+              <w:t>0.331</w:t>
+            </w:r>
+          </w:p>
+        </w:tc>
+        <w:tc>
+          <w:tcPr>
+            <w:tcW w:type="dxa" w:w="1440"/>
+          </w:tcPr>
+          <w:p>
+            <w:r/>
+            <w:r>
+              <w:rPr>
+                <w:sz w:val="16"/>
+              </w:rPr>
+              <w:t>0.303</w:t>
+            </w:r>
+          </w:p>
+        </w:tc>
+        <w:tc>
+          <w:tcPr>
+            <w:tcW w:type="dxa" w:w="1440"/>
+          </w:tcPr>
+          <w:p>
+            <w:r/>
+            <w:r>
+              <w:rPr>
+                <w:sz w:val="16"/>
+              </w:rPr>
+              <w:t>429</w:t>
+            </w:r>
+          </w:p>
+        </w:tc>
+        <w:tc>
+          <w:tcPr>
+            <w:tcW w:type="dxa" w:w="1440"/>
+          </w:tcPr>
+          <w:p>
+            <w:r/>
+            <w:r>
+              <w:rPr>
+                <w:sz w:val="16"/>
+              </w:rPr>
+              <w:t>0.338</w:t>
+            </w:r>
+          </w:p>
+        </w:tc>
+      </w:tr>
+    </w:tbl>
     <w:sectPr>
       <w:pgSz w:w="12240" w:h="15840"/>
       <w:pgMar w:top="1440" w:right="1800" w:bottom="1440" w:left="1800" w:header="720" w:footer="720" w:gutter="0"/>
